--- a/rapports/16_02_2026/BLONDIN/coh_EQ37_sup_142202020003.docx
+++ b/rapports/16_02_2026/BLONDIN/coh_EQ37_sup_142202020003.docx
@@ -25,7 +25,7 @@
         <w:br/>
         <w:t>Grappe: 142202020003</w:t>
         <w:br/>
-        <w:t>Date: 16/02/2026 a 12:41</w:t>
+        <w:t>Date: 16/02/2026 a 12:58</w:t>
       </w:r>
     </w:p>
     <w:p/>
@@ -2429,7 +2429,7 @@
         <w:br/>
         <w:t xml:space="preserve">- L'entreprise fabrication de vase dit avoir réçu une somme sur la vente de ces produits transformés (s10q48 est differnt de 0) mais n'a depensé aucune somme sur l'achat des matières premières (s10q49==0), prière de fournir de l'effort pour estimer le montant obtenu en achat de matières premières. </w:t>
         <w:br/>
-        <w:t>- L'entreprise fabrication de vase dit avoir réçu une somme sur la vente de ces produits transformés (s10q48 est differnt de 0) mais n'a depensé aucune somme sur l'achat des matières premières (s10q49==0), prière de fournir de l'effort pour estimer le montant obtenu en achat de matières premières.</w:t>
+        <w:t>- L'entreprise fabrication de vase dit avoir réçu une somme sur la vente de ces produits transformés (s10q48 est differnt de 0) mais n'a depensé aucune somme sur l'achat des matières premières (s10q49==0), prière de fournir de l'effort pour estimer le montant obtenu en achat de matières premières. Le salaire qu'une personne de cette catégorie (10.62) a travaillé(e) dans cette entreprise fabrication de vase est élevé ou faible. Prière de confirmer cette information avec le QG ou de corriger.</w:t>
       </w:r>
     </w:p>
     <w:p>

--- a/rapports/16_02_2026/BLONDIN/coh_EQ37_sup_142202020003.docx
+++ b/rapports/16_02_2026/BLONDIN/coh_EQ37_sup_142202020003.docx
@@ -25,7 +25,7 @@
         <w:br/>
         <w:t>Grappe: 142202020003</w:t>
         <w:br/>
-        <w:t>Date: 16/02/2026 a 12:58</w:t>
+        <w:t>Date: 16/02/2026 a 13:05</w:t>
       </w:r>
     </w:p>
     <w:p/>
@@ -119,7 +119,7 @@
           </w:tcPr>
           <w:p>
             <w:r>
-              <w:t>28</w:t>
+              <w:t>26</w:t>
             </w:r>
           </w:p>
         </w:tc>
@@ -231,70 +231,6 @@
           </w:tcPr>
           <w:p>
             <w:r>
-              <w:t>Section4a</w:t>
-            </w:r>
-          </w:p>
-        </w:tc>
-        <w:tc>
-          <w:tcPr>
-            <w:tcW w:type="dxa" w:w="3324"/>
-          </w:tcPr>
-          <w:p>
-            <w:r>
-              <w:t>Emploi</w:t>
-            </w:r>
-          </w:p>
-        </w:tc>
-        <w:tc>
-          <w:tcPr>
-            <w:tcW w:type="dxa" w:w="3324"/>
-          </w:tcPr>
-          <w:p>
-            <w:r>
-              <w:t>12</w:t>
-            </w:r>
-          </w:p>
-        </w:tc>
-      </w:tr>
-      <w:tr>
-        <w:tc>
-          <w:tcPr>
-            <w:tcW w:type="dxa" w:w="3324"/>
-          </w:tcPr>
-          <w:p>
-            <w:r>
-              <w:t>Section4b</w:t>
-            </w:r>
-          </w:p>
-        </w:tc>
-        <w:tc>
-          <w:tcPr>
-            <w:tcW w:type="dxa" w:w="3324"/>
-          </w:tcPr>
-          <w:p>
-            <w:r>
-              <w:t>Emploi - Activite principale</w:t>
-            </w:r>
-          </w:p>
-        </w:tc>
-        <w:tc>
-          <w:tcPr>
-            <w:tcW w:type="dxa" w:w="3324"/>
-          </w:tcPr>
-          <w:p>
-            <w:r>
-              <w:t>12</w:t>
-            </w:r>
-          </w:p>
-        </w:tc>
-      </w:tr>
-      <w:tr>
-        <w:tc>
-          <w:tcPr>
-            <w:tcW w:type="dxa" w:w="3324"/>
-          </w:tcPr>
-          <w:p>
-            <w:r>
               <w:t>Section7b</w:t>
             </w:r>
           </w:p>
@@ -359,6 +295,102 @@
           </w:tcPr>
           <w:p>
             <w:r>
+              <w:t>Section19</w:t>
+            </w:r>
+          </w:p>
+        </w:tc>
+        <w:tc>
+          <w:tcPr>
+            <w:tcW w:type="dxa" w:w="3324"/>
+          </w:tcPr>
+          <w:p>
+            <w:r>
+              <w:t>Equipements agricoles</w:t>
+            </w:r>
+          </w:p>
+        </w:tc>
+        <w:tc>
+          <w:tcPr>
+            <w:tcW w:type="dxa" w:w="3324"/>
+          </w:tcPr>
+          <w:p>
+            <w:r>
+              <w:t>12</w:t>
+            </w:r>
+          </w:p>
+        </w:tc>
+      </w:tr>
+      <w:tr>
+        <w:tc>
+          <w:tcPr>
+            <w:tcW w:type="dxa" w:w="3324"/>
+          </w:tcPr>
+          <w:p>
+            <w:r>
+              <w:t>Section4a</w:t>
+            </w:r>
+          </w:p>
+        </w:tc>
+        <w:tc>
+          <w:tcPr>
+            <w:tcW w:type="dxa" w:w="3324"/>
+          </w:tcPr>
+          <w:p>
+            <w:r>
+              <w:t>Emploi</w:t>
+            </w:r>
+          </w:p>
+        </w:tc>
+        <w:tc>
+          <w:tcPr>
+            <w:tcW w:type="dxa" w:w="3324"/>
+          </w:tcPr>
+          <w:p>
+            <w:r>
+              <w:t>11</w:t>
+            </w:r>
+          </w:p>
+        </w:tc>
+      </w:tr>
+      <w:tr>
+        <w:tc>
+          <w:tcPr>
+            <w:tcW w:type="dxa" w:w="3324"/>
+          </w:tcPr>
+          <w:p>
+            <w:r>
+              <w:t>Section4b</w:t>
+            </w:r>
+          </w:p>
+        </w:tc>
+        <w:tc>
+          <w:tcPr>
+            <w:tcW w:type="dxa" w:w="3324"/>
+          </w:tcPr>
+          <w:p>
+            <w:r>
+              <w:t>Emploi - Activite principale</w:t>
+            </w:r>
+          </w:p>
+        </w:tc>
+        <w:tc>
+          <w:tcPr>
+            <w:tcW w:type="dxa" w:w="3324"/>
+          </w:tcPr>
+          <w:p>
+            <w:r>
+              <w:t>11</w:t>
+            </w:r>
+          </w:p>
+        </w:tc>
+      </w:tr>
+      <w:tr>
+        <w:tc>
+          <w:tcPr>
+            <w:tcW w:type="dxa" w:w="3324"/>
+          </w:tcPr>
+          <w:p>
+            <w:r>
               <w:t>Section10b</w:t>
             </w:r>
           </w:p>
@@ -391,7 +423,7 @@
           </w:tcPr>
           <w:p>
             <w:r>
-              <w:t>Section19</w:t>
+              <w:t>Section0</w:t>
             </w:r>
           </w:p>
         </w:tc>
@@ -401,7 +433,7 @@
           </w:tcPr>
           <w:p>
             <w:r>
-              <w:t>Equipements agricoles</w:t>
+              <w:t>Identification et renseignements de controle</w:t>
             </w:r>
           </w:p>
         </w:tc>
@@ -411,7 +443,7 @@
           </w:tcPr>
           <w:p>
             <w:r>
-              <w:t>11</w:t>
+              <w:t>9</w:t>
             </w:r>
           </w:p>
         </w:tc>
@@ -455,7 +487,7 @@
           </w:tcPr>
           <w:p>
             <w:r>
-              <w:t>Section9c</w:t>
+              <w:t>Section1</w:t>
             </w:r>
           </w:p>
         </w:tc>
@@ -465,7 +497,7 @@
           </w:tcPr>
           <w:p>
             <w:r>
-              <w:t>Depenses non-alimentaires - 30 jours</w:t>
+              <w:t>Caracteristiques des membres</w:t>
             </w:r>
           </w:p>
         </w:tc>
@@ -475,39 +507,7 @@
           </w:tcPr>
           <w:p>
             <w:r>
-              <w:t>8</w:t>
-            </w:r>
-          </w:p>
-        </w:tc>
-      </w:tr>
-      <w:tr>
-        <w:tc>
-          <w:tcPr>
-            <w:tcW w:type="dxa" w:w="3324"/>
-          </w:tcPr>
-          <w:p>
-            <w:r>
-              <w:t>Section14</w:t>
-            </w:r>
-          </w:p>
-        </w:tc>
-        <w:tc>
-          <w:tcPr>
-            <w:tcW w:type="dxa" w:w="3324"/>
-          </w:tcPr>
-          <w:p>
-            <w:r>
-              <w:t>Chocs</w:t>
-            </w:r>
-          </w:p>
-        </w:tc>
-        <w:tc>
-          <w:tcPr>
-            <w:tcW w:type="dxa" w:w="3324"/>
-          </w:tcPr>
-          <w:p>
-            <w:r>
-              <w:t>8</w:t>
+              <w:t>7</w:t>
             </w:r>
           </w:p>
         </w:tc>
@@ -1015,7 +1015,7 @@
         <w:rPr>
           <w:sz w:val="20"/>
         </w:rPr>
-        <w:t>- La dernière fois que vous avez acheté Aubergine sauvage  est table et semble exister dans les modalités, prière de prendre attache avec le QG pour plus d'explication afin de la classer bien.  La dernière fois que vous avez acheté Choux est table et semble exister dans les modalités, prière de prendre attache avec le QG pour plus d'explication afin de la classer bien.  La dernière fois que vous avez acheté Gombo frais est table et semble exister dans les modalités, prière de prendre attache avec le QG pour plus d'explication afin de la classer bien.  La dernière fois que vous avez acheté Poisson frais type 11 est table et semble exister dans les modalités, prière de prendre attache avec le QG pour plus d'explication afin de la classer bien.  La dernière fois que vous avez acheté Silure séché est table et semble exister dans les modalités, prière de prendre attache avec le QG pour plus d'explication afin de la classer bien. Attention ! Le prix unitaire d'achat (100 Fcfa) de Cube alimentaire (Maggi, Jumbo, ) en Cube (Petit) est relativement élevé par rapport aux autres prix observés dans cette zone. Prière de corriger ou de confirmer avec le QG. Attention ! Le prix unitaire d'achat (25 Fcfa) de Poireau en Tas (Moyen) est relativement faible par rapport aux autres prix observés dans cette zone. Prière de corriger ou de confirmer avec le QG.  La dernière fois que vous avez acheté Poireau est table et semble exister dans les modalités, prière de prendre attache avec le QG pour plus d'explication afin de la classer bien. Avertissement!!! Le ménage a consommé 21 Paquet Petit de Thé en sachet, cette quantité semble anormale pour une consommation des 7 derniers jours.Prière de corriger ou de confirmer avec le QG. Avertissement!! le prix unitaire (100 Fcfa) de Thé en sachet (unité: Paquet) de taille Petit est très faible ou élevé. Prière de corriger ou de confirmer avec le QG. Incohérence!! Dans ce ménage, chaque individus consomme par jour 6.890429 Kg  de cereale; Prière de revoir les quantités prises de ces produits. Incohérence!! Dans ce ménage, chaque individus consomme par jour 6.890429 Kg  de cereale; Prière de revoir les quantités prises de ces produits. Incohérence!! Dans ce ménage, chaque individus consomme par jour 6.890429 Kg  de cereale; Prière de revoir les quantités prises de ces produits.</w:t>
+        <w:t>- La dernière fois que vous avez acheté Aubergine sauvage  est table et semble exister dans les modalités, prière de prendre attache avec le QG pour plus d'explication afin de la classer bien.  La dernière fois que vous avez acheté Choux est table et semble exister dans les modalités, prière de prendre attache avec le QG pour plus d'explication afin de la classer bien.  La dernière fois que vous avez acheté Gombo frais est table et semble exister dans les modalités, prière de prendre attache avec le QG pour plus d'explication afin de la classer bien.  La dernière fois que vous avez acheté Poisson frais type 11 est table et semble exister dans les modalités, prière de prendre attache avec le QG pour plus d'explication afin de la classer bien.  La dernière fois que vous avez acheté Silure séché est table et semble exister dans les modalités, prière de prendre attache avec le QG pour plus d'explication afin de la classer bien. Attention ! Le prix unitaire d'achat (100 Fcfa) de Cube alimentaire (Maggi, Jumbo, ) en Cube (Petit) est relativement élevé par rapport aux autres prix observés dans cette zone. Prière de corriger ou de confirmer avec le QG. Attention ! Le prix unitaire d'achat (25 Fcfa) de Poireau en Tas (Moyen) est relativement faible par rapport aux autres prix observés dans cette zone. Prière de corriger ou de confirmer avec le QG.  La dernière fois que vous avez acheté Poireau est table et semble exister dans les modalités, prière de prendre attache avec le QG pour plus d'explication afin de la classer bien. Attention ! Le prix unitaire d'achat (520 Fcfa) de Sucre en poudre  en Kg (taille unique) est relativement faible par rapport aux autres prix observés dans cette zone. Prière de corriger ou de confirmer avec le QG. Avertissement!!! Le ménage a consommé 21 Paquet Petit de Thé en sachet, cette quantité semble anormale pour une consommation des 7 derniers jours.Prière de corriger ou de confirmer avec le QG. Avertissement!! le prix unitaire (100 Fcfa) de Thé en sachet (unité: Paquet) de taille Petit est très faible ou élevé. Prière de corriger ou de confirmer avec le QG. Incohérence!! Dans ce ménage, chaque individus consomme par jour 12.93981 Kg  de cereale; Prière de revoir les quantités prises de ces produits. Incohérence!! Dans ce ménage, chaque individus consomme par jour 12.93981 Kg  de cereale; Prière de revoir les quantités prises de ces produits. Incohérence!! Dans ce ménage, chaque individus consomme par jour 12.93981 Kg  de cereale; Prière de revoir les quantités prises de ces produits.</w:t>
       </w:r>
     </w:p>
     <w:p>
@@ -1681,7 +1681,7 @@
         <w:rPr>
           <w:sz w:val="20"/>
         </w:rPr>
-        <w:t>- La dernière fois que vous avez acheté Aubergine sauvage  est table et semble exister dans les modalités, prière de prendre attache avec le QG pour plus d'explication afin de la classer bien.  La dernière fois que vous avez acheté Carotte est table et semble exister dans les modalités, prière de prendre attache avec le QG pour plus d'explication afin de la classer bien.  La dernière fois que vous avez acheté Choux est table et semble exister dans les modalités, prière de prendre attache avec le QG pour plus d'explication afin de la classer bien.  La dernière fois que vous avez acheté Feuilles de  Haricot est table et semble exister dans les modalités, prière de prendre attache avec le QG pour plus d'explication afin de la classer bien.  La dernière fois que vous avez acheté Gombo frais est table et semble exister dans les modalités, prière de prendre attache avec le QG pour plus d'explication afin de la classer bien.  La dernière fois que vous avez acheté Manioc en tubercules est table et semble exister dans les modalités, prière de prendre attache avec le QG pour plus d'explication afin de la classer bien.  La dernière fois que vous avez acheté Mâchoiron séchée (Kon) est table et semble exister dans les modalités, prière de prendre attache avec le QG pour plus d'explication afin de la classer bien.  La dernière fois que vous avez acheté Piment frais est table et semble exister dans les modalités, prière de prendre attache avec le QG pour plus d'explication afin de la classer bien.  La dernière fois que vous avez acheté Poireau est table et semble exister dans les modalités, prière de prendre attache avec le QG pour plus d'explication afin de la classer bien.  La dernière fois que vous avez acheté Poisson de mer séché (yayeboye) est table et semble exister dans les modalités, prière de prendre attache avec le QG pour plus d'explication afin de la classer bien. Avertissement!!! Le ménage a consommé 14 Paquet Petit de Thé en sachet, cette quantité semble anormale pour une consommation des 7 derniers jours.Prière de corriger ou de confirmer avec le QG. Avertissement!! le prix unitaire (100 Fcfa) de Thé en sachet (unité: Paquet) de taille Petit est très faible ou élevé. Prière de corriger ou de confirmer avec le QG. Avertissement!!! Le ménage a consommé 23 Sachets Petit de Sucre en poudre , cette quantité semble anormale pour une consommation des 7 derniers jours.Prière de corriger ou de confirmer avec le QG. Incohérence!! Dans ce ménage, chaque individus consomme par jour 24.76636 Kg  de cereale; Prière de revoir les quantités prises de ces produits. Incohérence!! Dans ce ménage, chaque individus consomme par jour 24.76636 Kg  de cereale; Prière de revoir les quantités prises de ces produits. Incohérence!! Dans ce ménage, chaque individus consomme par jour 24.76636 Kg  de cereale; Prière de revoir les quantités prises de ces produits.</w:t>
+        <w:t>- La dernière fois que vous avez acheté Aubergine sauvage  est table et semble exister dans les modalités, prière de prendre attache avec le QG pour plus d'explication afin de la classer bien.  La dernière fois que vous avez acheté Carotte est table et semble exister dans les modalités, prière de prendre attache avec le QG pour plus d'explication afin de la classer bien.  La dernière fois que vous avez acheté Choux est table et semble exister dans les modalités, prière de prendre attache avec le QG pour plus d'explication afin de la classer bien.  La dernière fois que vous avez acheté Feuilles de  Haricot est table et semble exister dans les modalités, prière de prendre attache avec le QG pour plus d'explication afin de la classer bien.  La dernière fois que vous avez acheté Gombo frais est table et semble exister dans les modalités, prière de prendre attache avec le QG pour plus d'explication afin de la classer bien.  La dernière fois que vous avez acheté Manioc en tubercules est table et semble exister dans les modalités, prière de prendre attache avec le QG pour plus d'explication afin de la classer bien.  La dernière fois que vous avez acheté Mâchoiron séchée (Kon) est table et semble exister dans les modalités, prière de prendre attache avec le QG pour plus d'explication afin de la classer bien.  La dernière fois que vous avez acheté Piment frais est table et semble exister dans les modalités, prière de prendre attache avec le QG pour plus d'explication afin de la classer bien.  La dernière fois que vous avez acheté Poireau est table et semble exister dans les modalités, prière de prendre attache avec le QG pour plus d'explication afin de la classer bien.  La dernière fois que vous avez acheté Poisson de mer séché (yayeboye) est table et semble exister dans les modalités, prière de prendre attache avec le QG pour plus d'explication afin de la classer bien. Attention ! Le prix unitaire d'achat (100 Fcfa) de Vinaigre de vin en Verre ( à thé) (taille unique) est relativement élevé par rapport aux autres prix observés dans cette zone. Prière de corriger ou de confirmer avec le QG. Avertissement!!! Le ménage a consommé 14 Paquet Petit de Thé en sachet, cette quantité semble anormale pour une consommation des 7 derniers jours.Prière de corriger ou de confirmer avec le QG. Avertissement!! le prix unitaire (100 Fcfa) de Thé en sachet (unité: Paquet) de taille Petit est très faible ou élevé. Prière de corriger ou de confirmer avec le QG. Avertissement!!! Le ménage a consommé 23 Sachets Petit de Sucre en poudre , cette quantité semble anormale pour une consommation des 7 derniers jours.Prière de corriger ou de confirmer avec le QG. Incohérence!! Dans ce ménage, chaque individus consomme par jour 39.9774 Kg  de cereale; Prière de revoir les quantités prises de ces produits. Incohérence!! Dans ce ménage, chaque individus consomme par jour 39.9774 Kg  de cereale; Prière de revoir les quantités prises de ces produits. Incohérence!! Dans ce ménage, chaque individus consomme par jour 39.9774 Kg  de cereale; Prière de revoir les quantités prises de ces produits.</w:t>
       </w:r>
     </w:p>
     <w:p>
@@ -2197,8 +2197,6 @@
         <w:rPr>
           <w:sz w:val="20"/>
         </w:rPr>
-        <w:t xml:space="preserve">- Attention ! Le frais de scolarité (6000 Fcfa) de fatou seydi en 1ére année de Secondaire 1 (Moyen) Général est relativement élevé par rapport aux autres frais de scolarités observés dans cette zone. Prière de corriger ou de confirmer avec le QG. </w:t>
-        <w:br/>
         <w:t xml:space="preserve">- Avertissement!!! L'âge de dieynaba seydi avec son niveau d'étude (Fondamental 1) semble incoherent, veuillez confirmer cette information avec le QG ou corriger l'incohérence. </w:t>
         <w:br/>
         <w:t xml:space="preserve">- Peu probable! awa seydi  n'arrive pas  à comprendre un petit texte lu dans une langue locale (s02q03). Veuillez corriger ou donner des explications au QG. </w:t>
@@ -2341,7 +2339,7 @@
         <w:rPr>
           <w:sz w:val="20"/>
         </w:rPr>
-        <w:t>- La dernière fois que vous avez acheté Aubergine   est table et semble exister dans les modalités, prière de prendre attache avec le QG pour plus d'explication afin de la classer bien.  La dernière fois que vous avez acheté Aubergine sauvage  est table et semble exister dans les modalités, prière de prendre attache avec le QG pour plus d'explication afin de la classer bien.  La dernière fois que vous avez acheté Autre légumes frais n.d.a. est table et semble exister dans les modalités, prière de prendre attache avec le QG pour plus d'explication afin de la classer bien.  La dernière fois que vous avez acheté Carotte est table et semble exister dans les modalités, prière de prendre attache avec le QG pour plus d'explication afin de la classer bien.  La dernière fois que vous avez acheté Choux est table et semble exister dans les modalités, prière de prendre attache avec le QG pour plus d'explication afin de la classer bien.  La dernière fois que vous avez acheté Courge est table et semble exister dans les modalités, prière de prendre attache avec le QG pour plus d'explication afin de la classer bien.  La dernière fois que vous avez acheté Feuilles de  Haricot est table et semble exister dans les modalités, prière de prendre attache avec le QG pour plus d'explication afin de la classer bien.  La dernière fois que vous avez acheté Gombo frais est table et semble exister dans les modalités, prière de prendre attache avec le QG pour plus d'explication afin de la classer bien.  La dernière fois que vous avez acheté Patate douce est table et semble exister dans les modalités, prière de prendre attache avec le QG pour plus d'explication afin de la classer bien.  La dernière fois que vous avez acheté Piment frais est table et semble exister dans les modalités, prière de prendre attache avec le QG pour plus d'explication afin de la classer bien.  La dernière fois que vous avez acheté Poivron frais est table et semble exister dans les modalités, prière de prendre attache avec le QG pour plus d'explication afin de la classer bien.  La dernière fois que vous avez acheté Vinaigre de citron  est table et semble exister dans les modalités, prière de prendre attache avec le QG pour plus d'explication afin de la classer bien. Attention ! Le prix unitaire d'achat (100 Fcfa) de Cube alimentaire (Maggi, Jumbo, ) en Cube (Petit) est relativement élevé par rapport aux autres prix observés dans cette zone. Prière de corriger ou de confirmer avec le QG. Attention ! Le prix unitaire d'achat (800 Fcfa) de Oignon frais en Kg (taille unique) est relativement élevé par rapport aux autres prix observés dans cette zone. Prière de corriger ou de confirmer avec le QG. Avertissement!! La quantité (3.5 litre) du produit Autres huiles alimentaires n.d.a. (maïs, palmiste, tournesol, coco, lait de vache, etc.) consommée  par le ménage semble très élevé, prière de corriger ou confirmer avec le QG. Avertissement!!! Le ménage a consommé 24 Paquet Petit de Thé en sachet, cette quantité semble anormale pour une consommation des 7 derniers jours.Prière de corriger ou de confirmer avec le QG. Avertissement!! le prix unitaire (100 Fcfa) de Thé en sachet (unité: Paquet) de taille Petit est très faible ou élevé. Prière de corriger ou de confirmer avec le QG. Incohérence!! Dans ce ménage, chaque individus consomme par jour 7.541667 Kg  de cereale; Prière de revoir les quantités prises de ces produits. Incohérence!! Dans ce ménage, chaque individus consomme par jour 7.541667 Kg  de cereale; Prière de revoir les quantités prises de ces produits.</w:t>
+        <w:t>- La dernière fois que vous avez acheté Aubergine   est table et semble exister dans les modalités, prière de prendre attache avec le QG pour plus d'explication afin de la classer bien.  La dernière fois que vous avez acheté Aubergine sauvage  est table et semble exister dans les modalités, prière de prendre attache avec le QG pour plus d'explication afin de la classer bien.  La dernière fois que vous avez acheté Autre légumes frais n.d.a. est table et semble exister dans les modalités, prière de prendre attache avec le QG pour plus d'explication afin de la classer bien.  La dernière fois que vous avez acheté Carotte est table et semble exister dans les modalités, prière de prendre attache avec le QG pour plus d'explication afin de la classer bien.  La dernière fois que vous avez acheté Choux est table et semble exister dans les modalités, prière de prendre attache avec le QG pour plus d'explication afin de la classer bien.  La dernière fois que vous avez acheté Courge est table et semble exister dans les modalités, prière de prendre attache avec le QG pour plus d'explication afin de la classer bien.  La dernière fois que vous avez acheté Feuilles de  Haricot est table et semble exister dans les modalités, prière de prendre attache avec le QG pour plus d'explication afin de la classer bien.  La dernière fois que vous avez acheté Gombo frais est table et semble exister dans les modalités, prière de prendre attache avec le QG pour plus d'explication afin de la classer bien.  La dernière fois que vous avez acheté Patate douce est table et semble exister dans les modalités, prière de prendre attache avec le QG pour plus d'explication afin de la classer bien.  La dernière fois que vous avez acheté Piment frais est table et semble exister dans les modalités, prière de prendre attache avec le QG pour plus d'explication afin de la classer bien.  La dernière fois que vous avez acheté Poivron frais est table et semble exister dans les modalités, prière de prendre attache avec le QG pour plus d'explication afin de la classer bien.  La dernière fois que vous avez acheté Vinaigre de citron  est table et semble exister dans les modalités, prière de prendre attache avec le QG pour plus d'explication afin de la classer bien. Attention ! Le prix unitaire d'achat (100 Fcfa) de Cube alimentaire (Maggi, Jumbo, ) en Cube (Petit) est relativement élevé par rapport aux autres prix observés dans cette zone. Prière de corriger ou de confirmer avec le QG. Attention ! Le prix unitaire d'achat (800 Fcfa) de Oignon frais en Kg (taille unique) est relativement élevé par rapport aux autres prix observés dans cette zone. Prière de corriger ou de confirmer avec le QG. Avertissement!! La quantité (3.5 litre) du produit Autres huiles alimentaires n.d.a. (maïs, palmiste, tournesol, coco, lait de vache, etc.) consommée  par le ménage semble très élevé, prière de corriger ou confirmer avec le QG. Avertissement!!! Le ménage a consommé 24 Paquet Petit de Thé en sachet, cette quantité semble anormale pour une consommation des 7 derniers jours.Prière de corriger ou de confirmer avec le QG. Avertissement!! le prix unitaire (100 Fcfa) de Thé en sachet (unité: Paquet) de taille Petit est très faible ou élevé. Prière de corriger ou de confirmer avec le QG. Incohérence!! Dans ce ménage, chaque individus consomme par jour 12.76309 Kg  de cereale; Prière de revoir les quantités prises de ces produits. Incohérence!! Dans ce ménage, chaque individus consomme par jour 12.76309 Kg  de cereale; Prière de revoir les quantités prises de ces produits.</w:t>
       </w:r>
     </w:p>
     <w:p>
@@ -2429,7 +2427,7 @@
         <w:br/>
         <w:t xml:space="preserve">- L'entreprise fabrication de vase dit avoir réçu une somme sur la vente de ces produits transformés (s10q48 est differnt de 0) mais n'a depensé aucune somme sur l'achat des matières premières (s10q49==0), prière de fournir de l'effort pour estimer le montant obtenu en achat de matières premières. </w:t>
         <w:br/>
-        <w:t>- L'entreprise fabrication de vase dit avoir réçu une somme sur la vente de ces produits transformés (s10q48 est differnt de 0) mais n'a depensé aucune somme sur l'achat des matières premières (s10q49==0), prière de fournir de l'effort pour estimer le montant obtenu en achat de matières premières. Le salaire qu'une personne de cette catégorie (10.62) a travaillé(e) dans cette entreprise fabrication de vase est élevé ou faible. Prière de confirmer cette information avec le QG ou de corriger.</w:t>
+        <w:t>- L'entreprise fabrication de vase dit avoir réçu une somme sur la vente de ces produits transformés (s10q48 est differnt de 0) mais n'a depensé aucune somme sur l'achat des matières premières (s10q49==0), prière de fournir de l'effort pour estimer le montant obtenu en achat de matières premières.</w:t>
       </w:r>
     </w:p>
     <w:p>
@@ -3278,8 +3276,6 @@
         <w:rPr>
           <w:sz w:val="20"/>
         </w:rPr>
-        <w:t xml:space="preserve">- Attention ! Lit a été revendu à 250000 Fcfa qui est relativement élevé par rapport aux autres prix de revente observés dans cette zone. Prière de corriger ou de confirmer avec le QG. </w:t>
-        <w:br/>
         <w:t xml:space="preserve">- Le nombre d'article ( Matelas simple)  dans ce ménages est élevé (19), prière de corriger ou confirmer avec le QG. </w:t>
         <w:br/>
         <w:t>- Le nombre d'article ( Téléphone portable)  dans ce ménages est élevé (14), prière de corriger ou confirmer avec le QG.</w:t>
@@ -3396,6 +3392,27 @@
         <w:t xml:space="preserve">- Prière de renseigner la valeur de ce produit consommé ou stocké par votre ménage au cours des 12 derniers mois, prière de fournir d'effort pour avoir une estimation (s18cq03) au lieu de 9999. </w:t>
         <w:br/>
         <w:t>- Prière de renseigner la valeur de ce produit consommé ou stocké par votre ménage au cours des 12 derniers mois, prière de fournir d'effort pour avoir une estimation (s18cq03) au lieu de 9999.</w:t>
+      </w:r>
+    </w:p>
+    <w:p>
+      <w:r>
+        <w:rPr>
+          <w:b/>
+          <w:color w:val="4672C4"/>
+          <w:sz w:val="22"/>
+        </w:rPr>
+        <w:t>&gt;&gt; Section19 - Equipements agricoles</w:t>
+      </w:r>
+    </w:p>
+    <w:p>
+      <w:pPr>
+        <w:ind w:left="283"/>
+      </w:pPr>
+      <w:r>
+        <w:rPr>
+          <w:sz w:val="20"/>
+        </w:rPr>
+        <w:t>- Attention ! Faucheuse a été revendu à 2500 Fcfa qui est relativement élevé par rapport aux autres prix de revente observés dans cette zone. Prière de corriger ou de confirmer avec le QG.</w:t>
       </w:r>
     </w:p>
     <w:p>
@@ -3720,7 +3737,7 @@
           <w:color w:val="4672C4"/>
           <w:sz w:val="22"/>
         </w:rPr>
-        <w:t>&gt;&gt; Section0 - Identification et renseignements de controle</w:t>
+        <w:t>&gt;&gt; Section2 - Education</w:t>
       </w:r>
     </w:p>
     <w:p>
@@ -3731,7 +3748,43 @@
         <w:rPr>
           <w:sz w:val="20"/>
         </w:rPr>
-        <w:t>- Le questionnaire semble ne pas être complètement fini mais le questionnaire est en statut complet, prière de compléter le questionnaire.</w:t>
+        <w:t xml:space="preserve">- Peu probable! Sadio dabo  n'arrive pas  à comprendre un petit texte lu dans une langue locale (s02q03). Veuillez corriger ou donner des explications au QG. Peu probable! Sadio dabo  ne sait ni lire, ni écrire, ni comprendre dans aucune des langues  (s02q01,s02q02,s02q03). Veuillez corriger ou donner des explications au QG. </w:t>
+        <w:br/>
+        <w:t xml:space="preserve">- Peu probable! adama Sano  n'arrive pas  à comprendre un petit texte lu dans une langue locale (s02q03). Veuillez corriger ou donner des explications au QG. Peu probable! adama Sano  ne sait ni lire, ni écrire, ni comprendre dans aucune des langues  (s02q01,s02q02,s02q03). Veuillez corriger ou donner des explications au QG. </w:t>
+        <w:br/>
+        <w:t xml:space="preserve">- Peu probable! alseyni dabo  n'arrive pas  à comprendre un petit texte lu dans une langue locale (s02q03). Veuillez corriger ou donner des explications au QG. La raison principale que alseyni dabo n'a pas fait des études dans une école formelle est préfére l'arabe et semble exister dans les modalités, prière de prendre attache avec le QG pour plus d'explication afin de la classer bien. </w:t>
+        <w:br/>
+        <w:t xml:space="preserve">- Peu probable! arona dabo  n'arrive pas  à comprendre un petit texte lu dans une langue locale (s02q03). Veuillez corriger ou donner des explications au QG. La raison principale que arona dabo n'a pas fait des études dans une école formelle est préfère l'arabe et semble exister dans les modalités, prière de prendre attache avec le QG pour plus d'explication afin de la classer bien. </w:t>
+        <w:br/>
+        <w:t xml:space="preserve">- Peu probable! awa dabo  n'arrive pas  à comprendre un petit texte lu dans une langue locale (s02q03). Veuillez corriger ou donner des explications au QG. </w:t>
+        <w:br/>
+        <w:t xml:space="preserve">- Peu probable! balla dabo  n'arrive pas  à comprendre un petit texte lu dans une langue locale (s02q03). Veuillez corriger ou donner des explications au QG. Peu probable! balla dabo  ne sait ni lire, ni écrire, ni comprendre dans aucune des langues  (s02q01,s02q02,s02q03). Veuillez corriger ou donner des explications au QG. La raison principale que balla dabo n'a pas fait des études dans une école formelle est préfère l'arabe et semble exister dans les modalités, prière de prendre attache avec le QG pour plus d'explication afin de la classer bien. </w:t>
+        <w:br/>
+        <w:t xml:space="preserve">- Peu probable! binta dabo  n'arrive pas  à comprendre un petit texte lu dans une langue locale (s02q03). Veuillez corriger ou donner des explications au QG. Peu probable! binta dabo  ne sait ni lire, ni écrire, ni comprendre dans aucune des langues  (s02q01,s02q02,s02q03). Veuillez corriger ou donner des explications au QG. Peu plausible binta dabo fréquente au minimum le fondamental 1 mais ne sait ni lire ni comprendre la langue française, prière de corriger ou de confirmer avec le QG merci. </w:t>
+        <w:br/>
+        <w:t xml:space="preserve">- Peu probable! binta seydi  n'arrive pas  à comprendre un petit texte lu dans une langue locale (s02q03). Veuillez corriger ou donner des explications au QG. Peu probable! binta seydi  ne sait ni lire, ni écrire, ni comprendre dans aucune des langues  (s02q01,s02q02,s02q03). Veuillez corriger ou donner des explications au QG. </w:t>
+        <w:br/>
+        <w:t xml:space="preserve">- Peu probable! idrissa dabo  n'arrive pas  à comprendre un petit texte lu dans une langue locale (s02q03). Veuillez corriger ou donner des explications au QG. Peu probable! idrissa dabo  ne sait ni lire, ni écrire, ni comprendre dans aucune des langues  (s02q01,s02q02,s02q03). Veuillez corriger ou donner des explications au QG. La raison principale que idrissa dabo n'a pas fait des études dans une école formelle est préfère l'arabe et semble exister dans les modalités, prière de prendre attache avec le QG pour plus d'explication afin de la classer bien. </w:t>
+        <w:br/>
+        <w:t xml:space="preserve">- Peu probable! ismaila dabo  n'arrive pas  à comprendre un petit texte lu dans une langue locale (s02q03). Veuillez corriger ou donner des explications au QG. La raison principale que ismaila dabo n'a pas fait des études dans une école formelle est préfère l'arabe et semble exister dans les modalités, prière de prendre attache avec le QG pour plus d'explication afin de la classer bien. </w:t>
+        <w:br/>
+        <w:t xml:space="preserve">- Peu probable! kady konte  n'arrive pas  à comprendre un petit texte lu dans une langue locale (s02q03). Veuillez corriger ou donner des explications au QG. La raison principale que kady konte n'a pas fait des études dans une école formelle est préfère l'arabe et semble exister dans les modalités, prière de prendre attache avec le QG pour plus d'explication afin de la classer bien. </w:t>
+        <w:br/>
+        <w:t xml:space="preserve">- Peu probable! lansana dabo  n'arrive pas  à comprendre un petit texte lu dans une langue locale (s02q03). Veuillez corriger ou donner des explications au QG. Peu probable! lansana dabo  ne sait ni lire, ni écrire, ni comprendre dans aucune des langues  (s02q01,s02q02,s02q03). Veuillez corriger ou donner des explications au QG. </w:t>
+        <w:br/>
+        <w:t xml:space="preserve">- Peu probable! mamadi dabo  n'arrive pas  à comprendre un petit texte lu dans une langue locale (s02q03). Veuillez corriger ou donner des explications au QG. Peu probable! mamadi dabo  ne sait ni lire, ni écrire, ni comprendre dans aucune des langues  (s02q01,s02q02,s02q03). Veuillez corriger ou donner des explications au QG. </w:t>
+        <w:br/>
+        <w:t xml:space="preserve">- Peu probable! omar dabo  n'arrive pas  à comprendre un petit texte lu dans une langue locale (s02q03). Veuillez corriger ou donner des explications au QG. Peu probable! omar dabo  ne sait ni lire, ni écrire, ni comprendre dans aucune des langues  (s02q01,s02q02,s02q03). Veuillez corriger ou donner des explications au QG. </w:t>
+        <w:br/>
+        <w:t xml:space="preserve">- Peu probable! sekou dabo  n'arrive pas  à comprendre un petit texte lu dans une langue locale (s02q03). Veuillez corriger ou donner des explications au QG. Peu plausible sekou dabo fréquente au minimum le fondamental 1 mais ne sait ni lire ni comprendre la langue française, prière de corriger ou de confirmer avec le QG merci. Avertissement!! sekou dabo fréquente au minimum la troisième année de fondamental 1 mais ne sait pas écrire, prière de corriger ou confirmer avec le QG.  Incohérence ! le montant payé de sekou dabo pour les frais de scolarité est très faible. veuillez, s'il vous plait, confirmer ces informations avec le QG ou apporter les corrections nécessaires. </w:t>
+        <w:br/>
+        <w:t xml:space="preserve">- Peu probable! siaka dabo  n'arrive pas  à comprendre un petit texte lu dans une langue locale (s02q03). Veuillez corriger ou donner des explications au QG. La raison principale que siaka dabo n'a pas fait des études dans une école formelle est préfère l'arabe et semble exister dans les modalités, prière de prendre attache avec le QG pour plus d'explication afin de la classer bien. </w:t>
+        <w:br/>
+        <w:t xml:space="preserve">- Peu probable! sona dabo  n'arrive pas  à comprendre un petit texte lu dans une langue locale (s02q03). Veuillez corriger ou donner des explications au QG. La raison principale que sona dabo n'a pas fait des études dans une école formelle est préfère l'arabe et semble exister dans les modalités, prière de prendre attache avec le QG pour plus d'explication afin de la classer bien. </w:t>
+        <w:br/>
+        <w:t xml:space="preserve">- Peu probable! yancouba dabo  n'arrive pas  à comprendre un petit texte lu dans une langue locale (s02q03). Veuillez corriger ou donner des explications au QG. Peu probable! yancouba dabo  ne sait ni lire, ni écrire, ni comprendre dans aucune des langues  (s02q01,s02q02,s02q03). Veuillez corriger ou donner des explications au QG. </w:t>
+        <w:br/>
+        <w:t>- Peu probable! youssouph dabo  n'arrive pas  à comprendre un petit texte lu dans une langue locale (s02q03). Veuillez corriger ou donner des explications au QG.</w:t>
       </w:r>
     </w:p>
     <w:p>
@@ -3741,7 +3794,7 @@
           <w:color w:val="4672C4"/>
           <w:sz w:val="22"/>
         </w:rPr>
-        <w:t>&gt;&gt; Section2 - Education</w:t>
+        <w:t>&gt;&gt; Section3 - Sante</w:t>
       </w:r>
     </w:p>
     <w:p>
@@ -3752,43 +3805,7 @@
         <w:rPr>
           <w:sz w:val="20"/>
         </w:rPr>
-        <w:t xml:space="preserve">- Peu probable! Sadio dabo  n'arrive pas  à comprendre un petit texte lu dans une langue locale (s02q03). Veuillez corriger ou donner des explications au QG. Peu probable! Sadio dabo  ne sait ni lire, ni écrire, ni comprendre dans aucune des langues  (s02q01,s02q02,s02q03). Veuillez corriger ou donner des explications au QG. </w:t>
-        <w:br/>
-        <w:t xml:space="preserve">- Peu probable! adama Sano  n'arrive pas  à comprendre un petit texte lu dans une langue locale (s02q03). Veuillez corriger ou donner des explications au QG. Peu probable! adama Sano  ne sait ni lire, ni écrire, ni comprendre dans aucune des langues  (s02q01,s02q02,s02q03). Veuillez corriger ou donner des explications au QG. </w:t>
-        <w:br/>
-        <w:t xml:space="preserve">- Peu probable! alseyni dabo  n'arrive pas  à comprendre un petit texte lu dans une langue locale (s02q03). Veuillez corriger ou donner des explications au QG. La raison principale que alseyni dabo n'a pas fait des études dans une école formelle est préfére l'arabe et semble exister dans les modalités, prière de prendre attache avec le QG pour plus d'explication afin de la classer bien. </w:t>
-        <w:br/>
-        <w:t xml:space="preserve">- Peu probable! arona dabo  n'arrive pas  à comprendre un petit texte lu dans une langue locale (s02q03). Veuillez corriger ou donner des explications au QG. La raison principale que arona dabo n'a pas fait des études dans une école formelle est préfère l'arabe et semble exister dans les modalités, prière de prendre attache avec le QG pour plus d'explication afin de la classer bien. </w:t>
-        <w:br/>
-        <w:t xml:space="preserve">- Peu probable! awa dabo  n'arrive pas  à comprendre un petit texte lu dans une langue locale (s02q03). Veuillez corriger ou donner des explications au QG. </w:t>
-        <w:br/>
-        <w:t xml:space="preserve">- Peu probable! balla dabo  n'arrive pas  à comprendre un petit texte lu dans une langue locale (s02q03). Veuillez corriger ou donner des explications au QG. Peu probable! balla dabo  ne sait ni lire, ni écrire, ni comprendre dans aucune des langues  (s02q01,s02q02,s02q03). Veuillez corriger ou donner des explications au QG. La raison principale que balla dabo n'a pas fait des études dans une école formelle est préfère l'arabe et semble exister dans les modalités, prière de prendre attache avec le QG pour plus d'explication afin de la classer bien. </w:t>
-        <w:br/>
-        <w:t xml:space="preserve">- Peu probable! binta dabo  n'arrive pas  à comprendre un petit texte lu dans une langue locale (s02q03). Veuillez corriger ou donner des explications au QG. Peu probable! binta dabo  ne sait ni lire, ni écrire, ni comprendre dans aucune des langues  (s02q01,s02q02,s02q03). Veuillez corriger ou donner des explications au QG. Peu plausible binta dabo fréquente au minimum le fondamental 1 mais ne sait ni lire ni comprendre la langue française, prière de corriger ou de confirmer avec le QG merci. </w:t>
-        <w:br/>
-        <w:t xml:space="preserve">- Peu probable! binta seydi  n'arrive pas  à comprendre un petit texte lu dans une langue locale (s02q03). Veuillez corriger ou donner des explications au QG. Peu probable! binta seydi  ne sait ni lire, ni écrire, ni comprendre dans aucune des langues  (s02q01,s02q02,s02q03). Veuillez corriger ou donner des explications au QG. </w:t>
-        <w:br/>
-        <w:t xml:space="preserve">- Peu probable! idrissa dabo  n'arrive pas  à comprendre un petit texte lu dans une langue locale (s02q03). Veuillez corriger ou donner des explications au QG. Peu probable! idrissa dabo  ne sait ni lire, ni écrire, ni comprendre dans aucune des langues  (s02q01,s02q02,s02q03). Veuillez corriger ou donner des explications au QG. La raison principale que idrissa dabo n'a pas fait des études dans une école formelle est préfère l'arabe et semble exister dans les modalités, prière de prendre attache avec le QG pour plus d'explication afin de la classer bien. </w:t>
-        <w:br/>
-        <w:t xml:space="preserve">- Peu probable! ismaila dabo  n'arrive pas  à comprendre un petit texte lu dans une langue locale (s02q03). Veuillez corriger ou donner des explications au QG. La raison principale que ismaila dabo n'a pas fait des études dans une école formelle est préfère l'arabe et semble exister dans les modalités, prière de prendre attache avec le QG pour plus d'explication afin de la classer bien. </w:t>
-        <w:br/>
-        <w:t xml:space="preserve">- Peu probable! kady konte  n'arrive pas  à comprendre un petit texte lu dans une langue locale (s02q03). Veuillez corriger ou donner des explications au QG. La raison principale que kady konte n'a pas fait des études dans une école formelle est préfère l'arabe et semble exister dans les modalités, prière de prendre attache avec le QG pour plus d'explication afin de la classer bien. </w:t>
-        <w:br/>
-        <w:t xml:space="preserve">- Peu probable! lansana dabo  n'arrive pas  à comprendre un petit texte lu dans une langue locale (s02q03). Veuillez corriger ou donner des explications au QG. Peu probable! lansana dabo  ne sait ni lire, ni écrire, ni comprendre dans aucune des langues  (s02q01,s02q02,s02q03). Veuillez corriger ou donner des explications au QG. </w:t>
-        <w:br/>
-        <w:t xml:space="preserve">- Peu probable! mamadi dabo  n'arrive pas  à comprendre un petit texte lu dans une langue locale (s02q03). Veuillez corriger ou donner des explications au QG. Peu probable! mamadi dabo  ne sait ni lire, ni écrire, ni comprendre dans aucune des langues  (s02q01,s02q02,s02q03). Veuillez corriger ou donner des explications au QG. </w:t>
-        <w:br/>
-        <w:t xml:space="preserve">- Peu probable! omar dabo  n'arrive pas  à comprendre un petit texte lu dans une langue locale (s02q03). Veuillez corriger ou donner des explications au QG. Peu probable! omar dabo  ne sait ni lire, ni écrire, ni comprendre dans aucune des langues  (s02q01,s02q02,s02q03). Veuillez corriger ou donner des explications au QG. </w:t>
-        <w:br/>
-        <w:t xml:space="preserve">- Peu probable! sekou dabo  n'arrive pas  à comprendre un petit texte lu dans une langue locale (s02q03). Veuillez corriger ou donner des explications au QG. Peu plausible sekou dabo fréquente au minimum le fondamental 1 mais ne sait ni lire ni comprendre la langue française, prière de corriger ou de confirmer avec le QG merci. Avertissement!! sekou dabo fréquente au minimum la troisième année de fondamental 1 mais ne sait pas écrire, prière de corriger ou confirmer avec le QG.  Incohérence ! le montant payé de sekou dabo pour les frais de scolarité est très faible. veuillez, s'il vous plait, confirmer ces informations avec le QG ou apporter les corrections nécessaires. </w:t>
-        <w:br/>
-        <w:t xml:space="preserve">- Peu probable! siaka dabo  n'arrive pas  à comprendre un petit texte lu dans une langue locale (s02q03). Veuillez corriger ou donner des explications au QG. La raison principale que siaka dabo n'a pas fait des études dans une école formelle est préfère l'arabe et semble exister dans les modalités, prière de prendre attache avec le QG pour plus d'explication afin de la classer bien. </w:t>
-        <w:br/>
-        <w:t xml:space="preserve">- Peu probable! sona dabo  n'arrive pas  à comprendre un petit texte lu dans une langue locale (s02q03). Veuillez corriger ou donner des explications au QG. La raison principale que sona dabo n'a pas fait des études dans une école formelle est préfère l'arabe et semble exister dans les modalités, prière de prendre attache avec le QG pour plus d'explication afin de la classer bien. </w:t>
-        <w:br/>
-        <w:t xml:space="preserve">- Peu probable! yancouba dabo  n'arrive pas  à comprendre un petit texte lu dans une langue locale (s02q03). Veuillez corriger ou donner des explications au QG. Peu probable! yancouba dabo  ne sait ni lire, ni écrire, ni comprendre dans aucune des langues  (s02q01,s02q02,s02q03). Veuillez corriger ou donner des explications au QG. </w:t>
-        <w:br/>
-        <w:t>- Peu probable! youssouph dabo  n'arrive pas  à comprendre un petit texte lu dans une langue locale (s02q03). Veuillez corriger ou donner des explications au QG.</w:t>
+        <w:t>- Le dernier problème de santé pour lequel lansana dabo a été hospitalisé au cours des 12 derniers mois est opération au niveau du bras et semble exister dans les modalités, prière de prendre attache avec le QG pour plus d'explication afin de la classer bien.</w:t>
       </w:r>
     </w:p>
     <w:p>
@@ -3838,13 +3855,7 @@
         <w:br/>
         <w:t xml:space="preserve">- </w:t>
         <w:br/>
-        <w:t xml:space="preserve">- </w:t>
-        <w:br/>
-        <w:t xml:space="preserve">- </w:t>
-        <w:br/>
-        <w:t xml:space="preserve">- </w:t>
-        <w:br/>
-        <w:t>- Avertissement!!! youssouph dabo est un Enseignants, éducation spécialisée qui travaille dans Entreprise Privée et a declaré comme catégorie socioprofessionnelle Travailleur pour compte propre , prière de vérifier cette information de catégorie socioprofessionnelle auprès de l'enquêté (e) ou confirmer avec le QG.</w:t>
+        <w:t>- Avertissement!!! youssouph dabo est un Enseignants, éducation spécialisée qui travaille dans Entreprise Privée et a declaré comme catégorie socioprofessionnelle Ouvrier ou employé qualifié , prière de vérifier cette information de catégorie socioprofessionnelle auprès de l'enquêté (e) ou confirmer avec le QG.</w:t>
       </w:r>
     </w:p>
     <w:p>
@@ -3888,7 +3899,7 @@
         <w:rPr>
           <w:sz w:val="20"/>
         </w:rPr>
-        <w:t>- Avertissement!!! youssouph dabo est un Enseignants, éducation spécialisée qui travaille dans Entreprise Privée et est un Travailleur pour compte propre mais dit n'avoir pas de compte dans une banque classique, prière de vérifier auprès de l'enquêté (e) ou confirmer avec le QG.</w:t>
+        <w:t>- Avertissement!!! youssouph dabo est un Enseignants, éducation spécialisée qui travaille dans Entreprise Privée et est un Ouvrier ou employé qualifié mais dit n'avoir pas de compte dans une banque classique, prière de vérifier auprès de l'enquêté (e) ou confirmer avec le QG.</w:t>
       </w:r>
     </w:p>
     <w:p>
@@ -3909,28 +3920,7 @@
         <w:rPr>
           <w:sz w:val="20"/>
         </w:rPr>
-        <w:t>- Attention ! Le prix unitaire d'achat (500 Fcfa) de Huile de soja  en Litre (taille unique) est relativement faible par rapport aux autres prix observés dans cette zone. Prière de corriger ou de confirmer avec le QG. Attention ! Le prix unitaire d'achat (500 Fcfa) de Sel en Sachets (Moyen) est relativement élevé par rapport aux autres prix observés dans cette zone. Prière de corriger ou de confirmer avec le QG. Attention ! Le prix unitaire d'achat (75 Fcfa) de Biscuits en Sachets industriel (Petit) est relativement élevé par rapport aux autres prix observés dans cette zone. Prière de corriger ou de confirmer avec le QG. Avertissement!!! Le ménage a consommé 14 Paquet Petit de Thé en sachet, cette quantité semble anormale pour une consommation des 7 derniers jours.Prière de corriger ou de confirmer avec le QG. Avertissement!! le prix unitaire (100 Fcfa) de Thé en sachet (unité: Paquet) de taille Petit est très faible ou élevé. Prière de corriger ou de confirmer avec le QG.</w:t>
-      </w:r>
-    </w:p>
-    <w:p>
-      <w:r>
-        <w:rPr>
-          <w:b/>
-          <w:color w:val="4672C4"/>
-          <w:sz w:val="22"/>
-        </w:rPr>
-        <w:t>&gt;&gt; Section9c - Depenses non-alimentaires - 30 jours</w:t>
-      </w:r>
-    </w:p>
-    <w:p>
-      <w:pPr>
-        <w:ind w:left="283"/>
-      </w:pPr>
-      <w:r>
-        <w:rPr>
-          <w:sz w:val="20"/>
-        </w:rPr>
-        <w:t>- La dernière fois que vous avez acheté Bois de chauffe ramassé/coupé (estimer la valeur) est forêt et semble exister dans les modalités, prière de prendre attache avec le QG pour plus d'explication afin de la classer bien.</w:t>
+        <w:t>- Attention ! Le prix unitaire d'achat (100 Fcfa) de Caramel, bonbons, confiseries, etc. en Sachets industriel (Petit) est relativement élevé par rapport aux autres prix observés dans cette zone. Prière de corriger ou de confirmer avec le QG. Attention ! Le prix unitaire d'achat (100 Fcfa) de Choux en Morceau (Portion) (Petit) est relativement élevé par rapport aux autres prix observés dans cette zone. Prière de corriger ou de confirmer avec le QG. Attention ! Le prix unitaire d'achat (100 Fcfa) de Poivron frais en Pièce (Petit) est relativement élevé par rapport aux autres prix observés dans cette zone. Prière de corriger ou de confirmer avec le QG. Attention ! Le prix unitaire d'achat (100 Fcfa) de Vinaigre de vin en Verre ( à thé) (taille unique) est relativement élevé par rapport aux autres prix observés dans cette zone. Prière de corriger ou de confirmer avec le QG. Attention ! Le prix unitaire d'achat (200 Fcfa) de Tomate fraîche en Tas (Petit) est relativement élevé par rapport aux autres prix observés dans cette zone. Prière de corriger ou de confirmer avec le QG. Attention ! Le prix unitaire d'achat (500 Fcfa) de Huile de soja  en Litre (taille unique) est relativement faible par rapport aux autres prix observés dans cette zone. Prière de corriger ou de confirmer avec le QG. Attention ! Le prix unitaire d'achat (500 Fcfa) de Sel en Sachets (Moyen) est relativement élevé par rapport aux autres prix observés dans cette zone. Prière de corriger ou de confirmer avec le QG. Attention ! Le prix unitaire d'achat (75 Fcfa) de Biscuits en Sachets industriel (Petit) est relativement élevé par rapport aux autres prix observés dans cette zone. Prière de corriger ou de confirmer avec le QG. Avertissement!!! Le ménage a consommé 14 Paquet Petit de Thé en sachet, cette quantité semble anormale pour une consommation des 7 derniers jours.Prière de corriger ou de confirmer avec le QG. Avertissement!! le prix unitaire (100 Fcfa) de Thé en sachet (unité: Paquet) de taille Petit est très faible ou élevé. Prière de corriger ou de confirmer avec le QG.</w:t>
       </w:r>
     </w:p>
     <w:p>
@@ -3984,27 +3974,6 @@
           <w:color w:val="4672C4"/>
           <w:sz w:val="22"/>
         </w:rPr>
-        <w:t>&gt;&gt; Section14 - Chocs</w:t>
-      </w:r>
-    </w:p>
-    <w:p>
-      <w:pPr>
-        <w:ind w:left="283"/>
-      </w:pPr>
-      <w:r>
-        <w:rPr>
-          <w:sz w:val="20"/>
-        </w:rPr>
-        <w:t>- Avertissement!! Le ménage n'a été négativement affecté par aucun des problèmes donnés dans la section 14. Confirmez vous cette information avec le QG?</w:t>
-      </w:r>
-    </w:p>
-    <w:p>
-      <w:r>
-        <w:rPr>
-          <w:b/>
-          <w:color w:val="4672C4"/>
-          <w:sz w:val="22"/>
-        </w:rPr>
         <w:t>&gt;&gt; Section16a - Champs et parcelles</w:t>
       </w:r>
     </w:p>
@@ -4051,7 +4020,7 @@
           <w:color w:val="4672C4"/>
           <w:sz w:val="22"/>
         </w:rPr>
-        <w:t>&gt;&gt; Section18c - Cueillette</w:t>
+        <w:t>&gt;&gt; Section19 - Equipements agricoles</w:t>
       </w:r>
     </w:p>
     <w:p>
@@ -4062,36 +4031,9 @@
         <w:rPr>
           <w:sz w:val="20"/>
         </w:rPr>
-        <w:t xml:space="preserve">- Prière de renseigner la valeur de ce produit consommé ou stocké par votre ménage au cours des 12 derniers mois, prière de fournir d'effort pour avoir une estimation (s18cq03) au lieu de 9999. </w:t>
-        <w:br/>
-        <w:t xml:space="preserve">- Prière de renseigner la valeur de ce produit consommé ou stocké par votre ménage au cours des 12 derniers mois, prière de fournir d'effort pour avoir une estimation (s18cq03) au lieu de 9999. </w:t>
-        <w:br/>
-        <w:t xml:space="preserve">- Prière de renseigner la valeur de ce produit consommé ou stocké par votre ménage au cours des 12 derniers mois, prière de fournir d'effort pour avoir une estimation (s18cq03) au lieu de 9999. </w:t>
-        <w:br/>
-        <w:t xml:space="preserve">- Prière de renseigner la valeur de ce produit consommé ou stocké par votre ménage au cours des 12 derniers mois, prière de fournir d'effort pour avoir une estimation (s18cq03) au lieu de 9999. </w:t>
-        <w:br/>
-        <w:t>- Prière de renseigner la valeur de ce produit consommé ou stocké par votre ménage au cours des 12 derniers mois, prière de fournir d'effort pour avoir une estimation (s18cq03) au lieu de 9999.</w:t>
-      </w:r>
-    </w:p>
-    <w:p>
-      <w:r>
-        <w:rPr>
-          <w:b/>
-          <w:color w:val="4672C4"/>
-          <w:sz w:val="22"/>
-        </w:rPr>
-        <w:t>&gt;&gt; Section19 - Equipements agricoles</w:t>
-      </w:r>
-    </w:p>
-    <w:p>
-      <w:pPr>
-        <w:ind w:left="283"/>
-      </w:pPr>
-      <w:r>
-        <w:rPr>
-          <w:sz w:val="20"/>
-        </w:rPr>
-        <w:t>- Avertissement!! Le prix d'achat (250000 FCFA) de Animaux de labour est inférieur aux prix de revente (600000 FCFA), prière de verifier et corriger ou confirmer l'information avec le QG.</w:t>
+        <w:t xml:space="preserve">- Attention ! Charrue a été achété à 150000 Fcfa est relativement élevé par rapport aux autres prix d'achat observés dans cette zone. Prière de corriger ou de confirmer avec le QG. </w:t>
+        <w:br/>
+        <w:t>- Attention ! Faucheuse a été revendu à 2500 Fcfa qui est relativement élevé par rapport aux autres prix de revente observés dans cette zone. Prière de corriger ou de confirmer avec le QG.</w:t>
       </w:r>
     </w:p>
     <w:p>
@@ -4416,7 +4358,7 @@
           <w:color w:val="4672C4"/>
           <w:sz w:val="22"/>
         </w:rPr>
-        <w:t>&gt;&gt; Section1 - Caracteristiques des membres</w:t>
+        <w:t>&gt;&gt; Section0 - Identification et renseignements de controle</w:t>
       </w:r>
     </w:p>
     <w:p>
@@ -4427,7 +4369,28 @@
         <w:rPr>
           <w:sz w:val="20"/>
         </w:rPr>
-        <w:t xml:space="preserve">- Attention ! Le montant (4000 Fcfa) dépensé ou reçu en cadeau pour les recharges internet ou de forfaits de données mobiles(hors appels vocaux), aucours des 30 derniers jours de  Mamadou LAMINE KONTE est relativement élevé par rapport aux autres montants depansés observés dans cette zone. Prière de corriger ou de confirmer avec le QG. </w:t>
+        <w:t>- Vous avez declaré que le questionnaire est complètement fini mais le questionnaire est en statut partiel, prière de mettre le questionnaire en statut complet s'il est fini.</w:t>
+      </w:r>
+    </w:p>
+    <w:p>
+      <w:r>
+        <w:rPr>
+          <w:b/>
+          <w:color w:val="4672C4"/>
+          <w:sz w:val="22"/>
+        </w:rPr>
+        <w:t>&gt;&gt; Section1 - Caracteristiques des membres</w:t>
+      </w:r>
+    </w:p>
+    <w:p>
+      <w:pPr>
+        <w:ind w:left="283"/>
+      </w:pPr>
+      <w:r>
+        <w:rPr>
+          <w:sz w:val="20"/>
+        </w:rPr>
+        <w:t xml:space="preserve">- Attention ! Le montant (4000 Fcfa) dépensé ou reçu en cadeau pour les cartes prépayées, les transferts de crédit et les abonnements de  Mamadou LAMINE KONTE est relativement élevé par rapport aux autres montants depansés observés dans cette zone. Prière de corriger ou de confirmer avec le QG. Attention ! Le montant (4000 Fcfa) dépensé ou reçu en cadeau pour les recharges internet ou de forfaits de données mobiles(hors appels vocaux), aucours des 30 derniers jours de  Mamadou LAMINE KONTE est relativement élevé par rapport aux autres montants depansés observés dans cette zone. Prière de corriger ou de confirmer avec le QG. </w:t>
         <w:br/>
         <w:t xml:space="preserve">- Les informations sur l'acte de naissance (ni Jours, ni mois et ni années) de  Aboubacar KONTE  manquent, s'il vous plait pouvez-vous fournir d'effort pour avoir ces informations. </w:t>
         <w:br/>
@@ -4464,7 +4427,7 @@
         <w:br/>
         <w:t xml:space="preserve">- Peu probable! Mamadou LAMINE KONTE  n'arrive pas  à comprendre un petit texte lu dans une langue locale (s02q03). Veuillez corriger ou donner des explications au QG. Peu probable! Mamadou LAMINE KONTE  ne sait ni lire, ni écrire, ni comprendre dans aucune des langues  (s02q01,s02q02,s02q03). Veuillez corriger ou donner des explications au QG. </w:t>
         <w:br/>
-        <w:t>- Peu probable! Mame Diarra KONTE  n'arrive pas  à comprendre un petit texte lu dans une langue locale (s02q03). Veuillez corriger ou donner des explications au QG.</w:t>
+        <w:t>- Peu probable! Mame Diarra KONTE  n'arrive pas  à comprendre un petit texte lu dans une langue locale (s02q03). Veuillez corriger ou donner des explications au QG. Attention ! Le frais de scolarité (6000 Fcfa) de Mame Diarra KONTE en 5ème année de Primaire est relativement élevé par rapport aux autres frais de scolarités observés dans cette zone. Prière de corriger ou de confirmer avec le QG.</w:t>
       </w:r>
     </w:p>
     <w:p>
@@ -4527,7 +4490,7 @@
         <w:rPr>
           <w:sz w:val="20"/>
         </w:rPr>
-        <w:t>- La dernière fois que vous avez acheté Feuilles de  Haricot est Tablier et semble exister dans les modalités, prière de prendre attache avec le QG pour plus d'explication afin de la classer bien.  La dernière fois que vous avez acheté Feuilles de patate est Tablier et semble exister dans les modalités, prière de prendre attache avec le QG pour plus d'explication afin de la classer bien.  La dernière fois que vous avez acheté Gombo frais est tablier et semble exister dans les modalités, prière de prendre attache avec le QG pour plus d'explication afin de la classer bien.  La dernière fois que vous avez acheté Huile de palme brute est Tablier et semble exister dans les modalités, prière de prendre attache avec le QG pour plus d'explication afin de la classer bien.  La dernière fois que vous avez acheté Poisson de mer séché (yayeboye) est Tablier et semble exister dans les modalités, prière de prendre attache avec le QG pour plus d'explication afin de la classer bien.  La dernière fois que vous avez acheté Pâte d'arachide est Tablier et semble exister dans les modalités, prière de prendre attache avec le QG pour plus d'explication afin de la classer bien. Avertissement!!! Le ménage a consommé 14 Paquet Petit de Thé en sachet, cette quantité semble anormale pour une consommation des 7 derniers jours.Prière de corriger ou de confirmer avec le QG. Avertissement!! le prix unitaire (100 Fcfa) de Thé en sachet (unité: Paquet) de taille Petit est très faible ou élevé. Prière de corriger ou de confirmer avec le QG. Incohérence!! Dans ce ménage, chaque individus consomme par jour 34.66776 Kg  de cereale; Prière de revoir les quantités prises de ces produits.</w:t>
+        <w:t>- La dernière fois que vous avez acheté Feuilles de  Haricot est Tablier et semble exister dans les modalités, prière de prendre attache avec le QG pour plus d'explication afin de la classer bien.  La dernière fois que vous avez acheté Feuilles de patate est Tablier et semble exister dans les modalités, prière de prendre attache avec le QG pour plus d'explication afin de la classer bien.  La dernière fois que vous avez acheté Gombo frais est tablier et semble exister dans les modalités, prière de prendre attache avec le QG pour plus d'explication afin de la classer bien.  La dernière fois que vous avez acheté Huile de palme brute est Tablier et semble exister dans les modalités, prière de prendre attache avec le QG pour plus d'explication afin de la classer bien.  La dernière fois que vous avez acheté Poisson de mer séché (yayeboye) est Tablier et semble exister dans les modalités, prière de prendre attache avec le QG pour plus d'explication afin de la classer bien.  La dernière fois que vous avez acheté Pâte d'arachide est Tablier et semble exister dans les modalités, prière de prendre attache avec le QG pour plus d'explication afin de la classer bien. Attention ! Soupçons de quantité anormale! Le ménage de MAMADOU LAMINE KONTE avec une taille de 7 personnes a consommé 7 Kg en taille unique de Sucre en poudre  qui est relativement élevé comme consommation par rapport à la condition de vie des autres ménages de même taille dans cette zone. Prière de corriger ou de confirmer avec le QG. Avertissement!!! Le ménage a consommé 14 Paquet Petit de Thé en sachet, cette quantité semble anormale pour une consommation des 7 derniers jours.Prière de corriger ou de confirmer avec le QG. Avertissement!! le prix unitaire (100 Fcfa) de Thé en sachet (unité: Paquet) de taille Petit est très faible ou élevé. Prière de corriger ou de confirmer avec le QG. Incohérence!! Dans ce ménage, chaque individus consomme par jour 56.22572 Kg  de cereale; Prière de revoir les quantités prises de ces produits.</w:t>
       </w:r>
     </w:p>
     <w:p>
@@ -4988,7 +4951,7 @@
           <w:color w:val="4672C4"/>
           <w:sz w:val="22"/>
         </w:rPr>
-        <w:t>&gt;&gt; Section1 - Caracteristiques des membres</w:t>
+        <w:t>&gt;&gt; Section0 - Identification et renseignements de controle</w:t>
       </w:r>
     </w:p>
     <w:p>
@@ -4999,7 +4962,28 @@
         <w:rPr>
           <w:sz w:val="20"/>
         </w:rPr>
-        <w:t xml:space="preserve">- Attention ! Le montant (4000 Fcfa) dépensé ou reçu en cadeau pour les recharges internet ou de forfaits de données mobiles(hors appels vocaux), aucours des 30 derniers jours de  Serigne Saliou Seydi est relativement élevé par rapport aux autres montants depansés observés dans cette zone. Prière de corriger ou de confirmer avec le QG. </w:t>
+        <w:t>- Vous avez declaré que le questionnaire est complètement fini mais le questionnaire est en statut partiel, prière de mettre le questionnaire en statut complet s'il est fini.</w:t>
+      </w:r>
+    </w:p>
+    <w:p>
+      <w:r>
+        <w:rPr>
+          <w:b/>
+          <w:color w:val="4672C4"/>
+          <w:sz w:val="22"/>
+        </w:rPr>
+        <w:t>&gt;&gt; Section1 - Caracteristiques des membres</w:t>
+      </w:r>
+    </w:p>
+    <w:p>
+      <w:pPr>
+        <w:ind w:left="283"/>
+      </w:pPr>
+      <w:r>
+        <w:rPr>
+          <w:sz w:val="20"/>
+        </w:rPr>
+        <w:t xml:space="preserve">- Attention ! Le montant (4000 Fcfa) dépensé ou reçu en cadeau pour les cartes prépayées, les transferts de crédit et les abonnements de  Serigne Saliou Seydi est relativement élevé par rapport aux autres montants depansés observés dans cette zone. Prière de corriger ou de confirmer avec le QG. Attention ! Le montant (4000 Fcfa) dépensé ou reçu en cadeau pour les recharges internet ou de forfaits de données mobiles(hors appels vocaux), aucours des 30 derniers jours de  Serigne Saliou Seydi est relativement élevé par rapport aux autres montants depansés observés dans cette zone. Prière de corriger ou de confirmer avec le QG. </w:t>
         <w:br/>
         <w:t xml:space="preserve">- Incoherence! La mère de Saloum Seydi est trop jeune ou vielle pour avoir Saloum Seydi selon l'écart (50) d'âge entre lui et sa mère, prière de revoir l'âge de Saloum Seydi ou de sa mère. Dans le cas contraire rassurez vous que c'est bien son fils/fille biologique. </w:t>
         <w:br/>
@@ -5032,7 +5016,7 @@
         <w:br/>
         <w:t xml:space="preserve">- Peu probable! Amadou Bamba Seydi  n'arrive pas  à comprendre un petit texte lu dans une langue locale (s02q03). Veuillez corriger ou donner des explications au QG. Peu probable! Amadou Bamba Seydi  ne sait ni lire, ni écrire, ni comprendre dans aucune des langues  (s02q01,s02q02,s02q03). Veuillez corriger ou donner des explications au QG. La raison principale que Amadou Bamba Seydi n'a pas fait des études dans une école formelle est choix de ses parents pour l'école coranique et semble exister dans les modalités, prière de prendre attache avec le QG pour plus d'explication afin de la classer bien. </w:t>
         <w:br/>
-        <w:t xml:space="preserve">- Peu probable! Ami Seydi  n'arrive pas  à comprendre un petit texte lu dans une langue locale (s02q03). Veuillez corriger ou donner des explications au QG. </w:t>
+        <w:t xml:space="preserve">- Peu probable! Ami Seydi  n'arrive pas  à comprendre un petit texte lu dans une langue locale (s02q03). Veuillez corriger ou donner des explications au QG. Attention ! Le frais de scolarité (6000 Fcfa) de Ami Seydi en 1ére année de Primaire est relativement élevé par rapport aux autres frais de scolarités observés dans cette zone. Prière de corriger ou de confirmer avec le QG. </w:t>
         <w:br/>
         <w:t xml:space="preserve">- Peu probable! Amina Dabo  n'arrive pas  à comprendre un petit texte lu dans une langue locale (s02q03). Veuillez corriger ou donner des explications au QG. Peu probable! Amina Dabo  ne sait ni lire, ni écrire, ni comprendre dans aucune des langues  (s02q01,s02q02,s02q03). Veuillez corriger ou donner des explications au QG. </w:t>
         <w:br/>
@@ -5164,7 +5148,7 @@
         <w:rPr>
           <w:sz w:val="20"/>
         </w:rPr>
-        <w:t>- La dernière fois que vous avez acheté Aubergine   est Tablier et semble exister dans les modalités, prière de prendre attache avec le QG pour plus d'explication afin de la classer bien.  La dernière fois que vous avez acheté Carotte est Tablier et semble exister dans les modalités, prière de prendre attache avec le QG pour plus d'explication afin de la classer bien.  La dernière fois que vous avez acheté Gombo frais est Tablier et semble exister dans les modalités, prière de prendre attache avec le QG pour plus d'explication afin de la classer bien.  La dernière fois que vous avez acheté Piment frais est Tablier et semble exister dans les modalités, prière de prendre attache avec le QG pour plus d'explication afin de la classer bien.  La dernière fois que vous avez acheté Tomate fraîche est Tablier et semble exister dans les modalités, prière de prendre attache avec le QG pour plus d'explication afin de la classer bien.  La dernière fois que vous avez acheté Vinaigre de citron  est Tablier et semble exister dans les modalités, prière de prendre attache avec le QG pour plus d'explication afin de la classer bien. Avertissement!!! Le ménage a consommé 12 Tas Petit de Mâchoiron Frais, cette quantité semble anormale pour une consommation des 7 derniers jours.Prière de corriger ou de confirmer avec le QG. Avertissement!!! Le ménage a consommé 14 Paquet Petit de Thé en sachet, cette quantité semble anormale pour une consommation des 7 derniers jours.Prière de corriger ou de confirmer avec le QG. Avertissement!! le prix unitaire (100 Fcfa) de Thé en sachet (unité: Paquet) de taille Petit est très faible ou élevé. Prière de corriger ou de confirmer avec le QG. Avertissement!!! Le ménage a consommé 40 Tas Petit de Feuilles de  Haricot, cette quantité semble anormale pour une consommation des 7 derniers jours.Prière de corriger ou de confirmer avec le QG.  La dernière fois que vous avez acheté Feuilles de  Haricot est Tablier et semble exister dans les modalités, prière de prendre attache avec le QG pour plus d'explication afin de la classer bien. Avertissement!!! Le ménage a consommé 9 Kg taille unique de Poisson frais type 11, cette quantité semble anormale pour une consommation des 7 derniers jours.Prière de corriger ou de confirmer avec le QG. Avertissement!!!Le ménage a consommé 49 Kg de taille unique de Riz local Gambiaka  ce qui semble incoherent pour une consommation aucours des 7 derniers jours, prière de verifier et corriger. Incohérence!! Dans ce ménage, chaque individus consomme par jour 9.454694 Kg  de cereale; Prière de revoir les quantités prises de ces produits. Incohérence!! Dans ce ménage, chaque individus consomme par jour 9.454694 Kg  de cereale; Prière de revoir les quantités prises de ces produits.</w:t>
+        <w:t>- La dernière fois que vous avez acheté Aubergine   est Tablier et semble exister dans les modalités, prière de prendre attache avec le QG pour plus d'explication afin de la classer bien.  La dernière fois que vous avez acheté Carotte est Tablier et semble exister dans les modalités, prière de prendre attache avec le QG pour plus d'explication afin de la classer bien.  La dernière fois que vous avez acheté Gombo frais est Tablier et semble exister dans les modalités, prière de prendre attache avec le QG pour plus d'explication afin de la classer bien.  La dernière fois que vous avez acheté Piment frais est Tablier et semble exister dans les modalités, prière de prendre attache avec le QG pour plus d'explication afin de la classer bien.  La dernière fois que vous avez acheté Tomate fraîche est Tablier et semble exister dans les modalités, prière de prendre attache avec le QG pour plus d'explication afin de la classer bien.  La dernière fois que vous avez acheté Vinaigre de citron  est Tablier et semble exister dans les modalités, prière de prendre attache avec le QG pour plus d'explication afin de la classer bien. Avertissement!!! Le ménage a consommé 12 Tas Petit de Mâchoiron Frais, cette quantité semble anormale pour une consommation des 7 derniers jours.Prière de corriger ou de confirmer avec le QG. Avertissement!!! Le ménage a consommé 14 Paquet Petit de Thé en sachet, cette quantité semble anormale pour une consommation des 7 derniers jours.Prière de corriger ou de confirmer avec le QG. Avertissement!! le prix unitaire (100 Fcfa) de Thé en sachet (unité: Paquet) de taille Petit est très faible ou élevé. Prière de corriger ou de confirmer avec le QG. Avertissement!!! Le ménage a consommé 40 Tas Petit de Feuilles de  Haricot, cette quantité semble anormale pour une consommation des 7 derniers jours.Prière de corriger ou de confirmer avec le QG.  La dernière fois que vous avez acheté Feuilles de  Haricot est Tablier et semble exister dans les modalités, prière de prendre attache avec le QG pour plus d'explication afin de la classer bien. Avertissement!!! Le ménage a consommé 9 Kg taille unique de Poisson frais type 11, cette quantité semble anormale pour une consommation des 7 derniers jours.Prière de corriger ou de confirmer avec le QG. Avertissement!!!Le ménage a consommé 49 Kg de taille unique de Riz local Gambiaka  ce qui semble incoherent pour une consommation aucours des 7 derniers jours, prière de verifier et corriger. Incohérence!! Dans ce ménage, chaque individus consomme par jour 16.35648 Kg  de cereale; Prière de revoir les quantités prises de ces produits. Incohérence!! Dans ce ménage, chaque individus consomme par jour 16.35648 Kg  de cereale; Prière de revoir les quantités prises de ces produits.</w:t>
       </w:r>
     </w:p>
     <w:p>
@@ -5256,6 +5240,8 @@
         <w:rPr>
           <w:sz w:val="20"/>
         </w:rPr>
+        <w:t xml:space="preserve">- Attention ! Armoires et autres meubles a été achété à 110000 Fcfa est relativement élevé par rapport aux autres prix d'achat observés dans cette zone. Prière de corriger ou de confirmer avec le QG. </w:t>
+        <w:br/>
         <w:t>- Attention ! Matelas simple a été achété à 120000 Fcfa est relativement élevé par rapport aux autres prix d'achat observés dans cette zone. Prière de corriger ou de confirmer avec le QG.</w:t>
       </w:r>
     </w:p>
@@ -5331,8 +5317,6 @@
         <w:rPr>
           <w:sz w:val="20"/>
         </w:rPr>
-        <w:t xml:space="preserve">- Attention ! Hache/pioche a été revendu à 5000 Fcfa qui est relativement élevé par rapport aux autres prix de revente observés dans cette zone. Prière de corriger ou de confirmer avec le QG. </w:t>
-        <w:br/>
         <w:t xml:space="preserve">- Attention ! Machette a été revendu à 4500 Fcfa qui est relativement élevé par rapport aux autres prix de revente observés dans cette zone. Prière de corriger ou de confirmer avec le QG. </w:t>
         <w:br/>
         <w:t>- Incohérence!! Le prix d'achat de Animaux de labour ne doit pas être égal 0 même si le ménage l'a reçu en cadeau prière de leurs aider à faire une estimation. Incohérence!! Le prix de revente de Animaux de labour dans cette section 19 ne doit pas être égal 0 même si le ménage l'a reçu en cadeau prière de leurs aider à faire une estimation.</w:t>
@@ -5840,7 +5824,7 @@
         <w:rPr>
           <w:sz w:val="20"/>
         </w:rPr>
-        <w:t>- Attention ! Le prix unitaire d'achat (1000 Fcfa) de Capitaine frais en Tas (Moyen) est relativement élevé par rapport aux autres prix observés dans cette zone. Prière de corriger ou de confirmer avec le QG. Attention ! Le prix unitaire d'achat (1000 Fcfa) de Mâchoiron Frais en Tas (Moyen) est relativement élevé par rapport aux autres prix observés dans cette zone. Prière de corriger ou de confirmer avec le QG. Attention ! Le prix unitaire d'achat (1000 Fcfa) de Poisson frais type 11 en Tas (Moyen) est relativement élevé par rapport aux autres prix observés dans cette zone. Prière de corriger ou de confirmer avec le QG. Attention ! Le prix unitaire d'achat (250 Fcfa) de Sel en Sachets (Petit) est relativement élevé par rapport aux autres prix observés dans cette zone. Prière de corriger ou de confirmer avec le QG. Attention ! Le prix unitaire d'achat (800 Fcfa) de Oignon frais en Kg (taille unique) est relativement élevé par rapport aux autres prix observés dans cette zone. Prière de corriger ou de confirmer avec le QG. Avertissement!!! Le ménage a consommé 21 Paquet Petit de Thé en sachet, cette quantité semble anormale pour une consommation des 7 derniers jours.Prière de corriger ou de confirmer avec le QG. Avertissement!! le prix unitaire (100 Fcfa) de Thé en sachet (unité: Paquet) de taille Petit est très faible ou élevé. Prière de corriger ou de confirmer avec le QG.</w:t>
+        <w:t>- Attention ! Le prix unitaire d'achat (100 Fcfa) de Vinaigre de vin en Verre ( à thé) (taille unique) est relativement élevé par rapport aux autres prix observés dans cette zone. Prière de corriger ou de confirmer avec le QG. Attention ! Le prix unitaire d'achat (1000 Fcfa) de Capitaine frais en Tas (Moyen) est relativement élevé par rapport aux autres prix observés dans cette zone. Prière de corriger ou de confirmer avec le QG. Attention ! Le prix unitaire d'achat (1000 Fcfa) de Mâchoiron Frais en Tas (Moyen) est relativement élevé par rapport aux autres prix observés dans cette zone. Prière de corriger ou de confirmer avec le QG. Attention ! Le prix unitaire d'achat (1000 Fcfa) de Poisson frais type 11 en Tas (Moyen) est relativement élevé par rapport aux autres prix observés dans cette zone. Prière de corriger ou de confirmer avec le QG. Attention ! Le prix unitaire d'achat (250 Fcfa) de Sel en Sachets (Petit) est relativement élevé par rapport aux autres prix observés dans cette zone. Prière de corriger ou de confirmer avec le QG. Attention ! Le prix unitaire d'achat (500 Fcfa) de Sucre en poudre  en Kg (taille unique) est relativement faible par rapport aux autres prix observés dans cette zone. Prière de corriger ou de confirmer avec le QG. Attention ! Le prix unitaire d'achat (800 Fcfa) de Oignon frais en Kg (taille unique) est relativement élevé par rapport aux autres prix observés dans cette zone. Prière de corriger ou de confirmer avec le QG. Avertissement!!! Le ménage a consommé 21 Paquet Petit de Thé en sachet, cette quantité semble anormale pour une consommation des 7 derniers jours.Prière de corriger ou de confirmer avec le QG. Avertissement!! le prix unitaire (100 Fcfa) de Thé en sachet (unité: Paquet) de taille Petit est très faible ou élevé. Prière de corriger ou de confirmer avec le QG.</w:t>
       </w:r>
     </w:p>
     <w:p>
@@ -5976,7 +5960,9 @@
         <w:rPr>
           <w:sz w:val="20"/>
         </w:rPr>
-        <w:t>- Attention ! Epervier a été revendu à 25000 Fcfa qui est relativement élevé par rapport aux autres prix de revente observés dans cette zone. Prière de corriger ou de confirmer avec le QG.</w:t>
+        <w:t xml:space="preserve">- Attention ! Faucheuse a été revendu à 2500 Fcfa qui est relativement élevé par rapport aux autres prix de revente observés dans cette zone. Prière de corriger ou de confirmer avec le QG. </w:t>
+        <w:br/>
+        <w:t>- Attention ! Houe asine a été revendu à 85000 Fcfa qui est relativement élevé par rapport aux autres prix de revente observés dans cette zone. Prière de corriger ou de confirmer avec le QG.</w:t>
       </w:r>
     </w:p>
     <w:p>
@@ -6301,6 +6287,27 @@
           <w:color w:val="4672C4"/>
           <w:sz w:val="22"/>
         </w:rPr>
+        <w:t>&gt;&gt; Section0 - Identification et renseignements de controle</w:t>
+      </w:r>
+    </w:p>
+    <w:p>
+      <w:pPr>
+        <w:ind w:left="283"/>
+      </w:pPr>
+      <w:r>
+        <w:rPr>
+          <w:sz w:val="20"/>
+        </w:rPr>
+        <w:t>- Vous avez declaré que le questionnaire est complètement fini mais le questionnaire est en statut partiel, prière de mettre le questionnaire en statut complet s'il est fini.</w:t>
+      </w:r>
+    </w:p>
+    <w:p>
+      <w:r>
+        <w:rPr>
+          <w:b/>
+          <w:color w:val="4672C4"/>
+          <w:sz w:val="22"/>
+        </w:rPr>
         <w:t>&gt;&gt; Section1 - Caracteristiques des membres</w:t>
       </w:r>
     </w:p>
@@ -6393,7 +6400,7 @@
         <w:br/>
         <w:t xml:space="preserve">- Peu probable! Sona Seydi  n'arrive pas  à comprendre un petit texte lu dans une langue locale (s02q03). Veuillez corriger ou donner des explications au QG. </w:t>
         <w:br/>
-        <w:t xml:space="preserve">- Peu probable! Souleymane Seydi  n'arrive pas  à comprendre un petit texte lu dans une langue locale (s02q03). Veuillez corriger ou donner des explications au QG. Peu probable! Souleymane Seydi  ne sait ni lire, ni écrire, ni comprendre dans aucune des langues  (s02q01,s02q02,s02q03). Veuillez corriger ou donner des explications au QG. Peu plausible Souleymane Seydi fréquente au minimum le fondamental 1 mais ne sait ni lire ni comprendre la langue française, prière de corriger ou de confirmer avec le QG merci. </w:t>
+        <w:t xml:space="preserve">- Peu probable! Souleymane Seydi  n'arrive pas  à comprendre un petit texte lu dans une langue locale (s02q03). Veuillez corriger ou donner des explications au QG. Peu probable! Souleymane Seydi  ne sait ni lire, ni écrire, ni comprendre dans aucune des langues  (s02q01,s02q02,s02q03). Veuillez corriger ou donner des explications au QG. Peu plausible Souleymane Seydi fréquente au minimum le fondamental 1 mais ne sait ni lire ni comprendre la langue française, prière de corriger ou de confirmer avec le QG merci. Attention ! Le frais de scolarité (6000 Fcfa) de Souleymane Seydi en 1ére année de Primaire est relativement élevé par rapport aux autres frais de scolarités observés dans cette zone. Prière de corriger ou de confirmer avec le QG. </w:t>
         <w:br/>
         <w:t xml:space="preserve">- Peu probable! Sydi Seydi  n'arrive pas  à comprendre un petit texte lu dans une langue locale (s02q03). Veuillez corriger ou donner des explications au QG. Peu probable! Sydi Seydi  ne sait ni lire, ni écrire, ni comprendre dans aucune des langues  (s02q01,s02q02,s02q03). Veuillez corriger ou donner des explications au QG. </w:t>
         <w:br/>
@@ -6505,7 +6512,7 @@
         <w:rPr>
           <w:sz w:val="20"/>
         </w:rPr>
-        <w:t>- La dernière fois que vous avez acheté Aubergine sauvage  est Tablier et semble exister dans les modalités, prière de prendre attache avec le QG pour plus d'explication afin de la classer bien.  La dernière fois que vous avez acheté Feuilles de  Haricot est Tablier et semble exister dans les modalités, prière de prendre attache avec le QG pour plus d'explication afin de la classer bien.  La dernière fois que vous avez acheté Gombo frais est Tablier et semble exister dans les modalités, prière de prendre attache avec le QG pour plus d'explication afin de la classer bien.  La dernière fois que vous avez acheté Pâte d'arachide est Tablier et semble exister dans les modalités, prière de prendre attache avec le QG pour plus d'explication afin de la classer bien.  La dernière fois que vous avez acheté Silure séché est Tablier et semble exister dans les modalités, prière de prendre attache avec le QG pour plus d'explication afin de la classer bien. Attention ! Le prix unitaire d'achat (800 Fcfa) de Oignon frais en Kg (taille unique) est relativement élevé par rapport aux autres prix observés dans cette zone. Prière de corriger ou de confirmer avec le QG. Avertissement!! La quantité (3.5 litre) du produit Autres huiles alimentaires n.d.a. (maïs, palmiste, tournesol, coco, lait de vache, etc.) consommée  par le ménage semble très élevé, prière de corriger ou confirmer avec le QG. Avertissement!!! Le ménage a consommé 14 Paquet Petit de Thé en sachet, cette quantité semble anormale pour une consommation des 7 derniers jours.Prière de corriger ou de confirmer avec le QG. Avertissement!! le prix unitaire (100 Fcfa) de Thé en sachet (unité: Paquet) de taille Petit est très faible ou élevé. Prière de corriger ou de confirmer avec le QG. Avertissement!!!Le ménage a consommé 87 Kg de taille unique de Riz local Gambiaka  ce qui semble incoherent pour une consommation aucours des 7 derniers jours, prière de verifier et corriger. Incohérence!! Dans ce ménage, chaque individus consomme par jour 5.486353 Kg  de cereale; Prière de revoir les quantités prises de ces produits.</w:t>
+        <w:t>- La dernière fois que vous avez acheté Aubergine sauvage  est Tablier et semble exister dans les modalités, prière de prendre attache avec le QG pour plus d'explication afin de la classer bien.  La dernière fois que vous avez acheté Feuilles de  Haricot est Tablier et semble exister dans les modalités, prière de prendre attache avec le QG pour plus d'explication afin de la classer bien.  La dernière fois que vous avez acheté Gombo frais est Tablier et semble exister dans les modalités, prière de prendre attache avec le QG pour plus d'explication afin de la classer bien.  La dernière fois que vous avez acheté Pâte d'arachide est Tablier et semble exister dans les modalités, prière de prendre attache avec le QG pour plus d'explication afin de la classer bien.  La dernière fois que vous avez acheté Silure séché est Tablier et semble exister dans les modalités, prière de prendre attache avec le QG pour plus d'explication afin de la classer bien. Attention ! Le prix unitaire d'achat (125 Fcfa) de Café en poudre soluble en Sachets industriel (Petit) est relativement élevé par rapport aux autres prix observés dans cette zone. Prière de corriger ou de confirmer avec le QG. Attention ! Le prix unitaire d'achat (450 Fcfa) de Sucre en poudre  en Kg (taille unique) est relativement faible par rapport aux autres prix observés dans cette zone. Prière de corriger ou de confirmer avec le QG. Attention ! Le prix unitaire d'achat (800 Fcfa) de Oignon frais en Kg (taille unique) est relativement élevé par rapport aux autres prix observés dans cette zone. Prière de corriger ou de confirmer avec le QG. Avertissement!! La quantité (3.5 litre) du produit Autres huiles alimentaires n.d.a. (maïs, palmiste, tournesol, coco, lait de vache, etc.) consommée  par le ménage semble très élevé, prière de corriger ou confirmer avec le QG. Avertissement!!! Le ménage a consommé 14 Paquet Petit de Thé en sachet, cette quantité semble anormale pour une consommation des 7 derniers jours.Prière de corriger ou de confirmer avec le QG. Avertissement!! le prix unitaire (100 Fcfa) de Thé en sachet (unité: Paquet) de taille Petit est très faible ou élevé. Prière de corriger ou de confirmer avec le QG. Avertissement!!!Le ménage a consommé 87 Kg de taille unique de Riz local Gambiaka  ce qui semble incoherent pour une consommation aucours des 7 derniers jours, prière de verifier et corriger. Incohérence!! Dans ce ménage, chaque individus consomme par jour 10.68654 Kg  de cereale; Prière de revoir les quantités prises de ces produits.</w:t>
       </w:r>
     </w:p>
     <w:p>
@@ -6709,8 +6716,6 @@
         <w:rPr>
           <w:sz w:val="20"/>
         </w:rPr>
-        <w:t xml:space="preserve">- Attention ! Hache/pioche a été revendu à 5000 Fcfa qui est relativement élevé par rapport aux autres prix de revente observés dans cette zone. Prière de corriger ou de confirmer avec le QG. </w:t>
-        <w:br/>
         <w:t xml:space="preserve">- Attention ! Machette a été revendu à 5000 Fcfa qui est relativement élevé par rapport aux autres prix de revente observés dans cette zone. Prière de corriger ou de confirmer avec le QG. </w:t>
         <w:br/>
         <w:t>- Incohérence!! Le prix d'achat de Animaux de labour ne doit pas être égal 0 même si le ménage l'a reçu en cadeau prière de leurs aider à faire une estimation. Incohérence!! Le prix de revente de Animaux de labour dans cette section 19 ne doit pas être égal 0 même si le ménage l'a reçu en cadeau prière de leurs aider à faire une estimation.</w:t>
@@ -7038,6 +7043,27 @@
           <w:color w:val="4672C4"/>
           <w:sz w:val="22"/>
         </w:rPr>
+        <w:t>&gt;&gt; Section0 - Identification et renseignements de controle</w:t>
+      </w:r>
+    </w:p>
+    <w:p>
+      <w:pPr>
+        <w:ind w:left="283"/>
+      </w:pPr>
+      <w:r>
+        <w:rPr>
+          <w:sz w:val="20"/>
+        </w:rPr>
+        <w:t>- Vous avez declaré que le questionnaire est complètement fini mais le questionnaire est en statut partiel, prière de mettre le questionnaire en statut complet s'il est fini.</w:t>
+      </w:r>
+    </w:p>
+    <w:p>
+      <w:r>
+        <w:rPr>
+          <w:b/>
+          <w:color w:val="4672C4"/>
+          <w:sz w:val="22"/>
+        </w:rPr>
         <w:t>&gt;&gt; Section2 - Education</w:t>
       </w:r>
     </w:p>
@@ -7157,7 +7183,7 @@
         <w:rPr>
           <w:sz w:val="20"/>
         </w:rPr>
-        <w:t>- La dernière fois que vous avez acheté Aubergine   est Tablier et semble exister dans les modalités, prière de prendre attache avec le QG pour plus d'explication afin de la classer bien.  La dernière fois que vous avez acheté Aubergine sauvage  est Tablier et semble exister dans les modalités, prière de prendre attache avec le QG pour plus d'explication afin de la classer bien.  La dernière fois que vous avez acheté Carotte est Tablier et semble exister dans les modalités, prière de prendre attache avec le QG pour plus d'explication afin de la classer bien.  La dernière fois que vous avez acheté Choux est Tablier et semble exister dans les modalités, prière de prendre attache avec le QG pour plus d'explication afin de la classer bien.  La dernière fois que vous avez acheté Courge est Tablier et semble exister dans les modalités, prière de prendre attache avec le QG pour plus d'explication afin de la classer bien.  La dernière fois que vous avez acheté Escargots est Tablier et semble exister dans les modalités, prière de prendre attache avec le QG pour plus d'explication afin de la classer bien.  La dernière fois que vous avez acheté Feuilles de  Haricot est Tablier et semble exister dans les modalités, prière de prendre attache avec le QG pour plus d'explication afin de la classer bien.  La dernière fois que vous avez acheté Gombo frais est Tablier et semble exister dans les modalités, prière de prendre attache avec le QG pour plus d'explication afin de la classer bien.  La dernière fois que vous avez acheté Manioc en tubercules est Tablier et semble exister dans les modalités, prière de prendre attache avec le QG pour plus d'explication afin de la classer bien.  La dernière fois que vous avez acheté Noix de cajou est tablier et semble exister dans les modalités, prière de prendre attache avec le QG pour plus d'explication afin de la classer bien.  La dernière fois que vous avez acheté Patate douce est Tablier et semble exister dans les modalités, prière de prendre attache avec le QG pour plus d'explication afin de la classer bien.  La dernière fois que vous avez acheté Piment frais est Tablier et semble exister dans les modalités, prière de prendre attache avec le QG pour plus d'explication afin de la classer bien.  La dernière fois que vous avez acheté Poireau est Tablier et semble exister dans les modalités, prière de prendre attache avec le QG pour plus d'explication afin de la classer bien.  La dernière fois que vous avez acheté Poivron frais est Tablier et semble exister dans les modalités, prière de prendre attache avec le QG pour plus d'explication afin de la classer bien.  La dernière fois que vous avez acheté Pâte d'arachide est Tablier et semble exister dans les modalités, prière de prendre attache avec le QG pour plus d'explication afin de la classer bien. Attention ! Le prix unitaire d'achat (800 Fcfa) de Oignon frais en Kg (taille unique) est relativement élevé par rapport aux autres prix observés dans cette zone. Prière de corriger ou de confirmer avec le QG. Avertissement!!! Le ménage a consommé 7 Paquet Petit de Thé en sachet, cette quantité semble anormale pour une consommation des 7 derniers jours.Prière de corriger ou de confirmer avec le QG. Avertissement!! le prix unitaire (100 Fcfa) de Thé en sachet (unité: Paquet) de taille Petit est très faible ou élevé. Prière de corriger ou de confirmer avec le QG. Incohérence!! Dans ce ménage, chaque individus consomme par jour 20.245 Kg  de cereale; Prière de revoir les quantités prises de ces produits. Incohérence!! Dans ce ménage, chaque individus consomme par jour 20.245 Kg  de cereale; Prière de revoir les quantités prises de ces produits.</w:t>
+        <w:t>- La dernière fois que vous avez acheté Aubergine   est Tablier et semble exister dans les modalités, prière de prendre attache avec le QG pour plus d'explication afin de la classer bien.  La dernière fois que vous avez acheté Aubergine sauvage  est Tablier et semble exister dans les modalités, prière de prendre attache avec le QG pour plus d'explication afin de la classer bien.  La dernière fois que vous avez acheté Carotte est Tablier et semble exister dans les modalités, prière de prendre attache avec le QG pour plus d'explication afin de la classer bien.  La dernière fois que vous avez acheté Choux est Tablier et semble exister dans les modalités, prière de prendre attache avec le QG pour plus d'explication afin de la classer bien.  La dernière fois que vous avez acheté Courge est Tablier et semble exister dans les modalités, prière de prendre attache avec le QG pour plus d'explication afin de la classer bien.  La dernière fois que vous avez acheté Escargots est Tablier et semble exister dans les modalités, prière de prendre attache avec le QG pour plus d'explication afin de la classer bien.  La dernière fois que vous avez acheté Feuilles de  Haricot est Tablier et semble exister dans les modalités, prière de prendre attache avec le QG pour plus d'explication afin de la classer bien.  La dernière fois que vous avez acheté Gombo frais est Tablier et semble exister dans les modalités, prière de prendre attache avec le QG pour plus d'explication afin de la classer bien.  La dernière fois que vous avez acheté Manioc en tubercules est Tablier et semble exister dans les modalités, prière de prendre attache avec le QG pour plus d'explication afin de la classer bien.  La dernière fois que vous avez acheté Noix de cajou est tablier et semble exister dans les modalités, prière de prendre attache avec le QG pour plus d'explication afin de la classer bien.  La dernière fois que vous avez acheté Patate douce est Tablier et semble exister dans les modalités, prière de prendre attache avec le QG pour plus d'explication afin de la classer bien.  La dernière fois que vous avez acheté Piment frais est Tablier et semble exister dans les modalités, prière de prendre attache avec le QG pour plus d'explication afin de la classer bien.  La dernière fois que vous avez acheté Poireau est Tablier et semble exister dans les modalités, prière de prendre attache avec le QG pour plus d'explication afin de la classer bien.  La dernière fois que vous avez acheté Pâte d'arachide est Tablier et semble exister dans les modalités, prière de prendre attache avec le QG pour plus d'explication afin de la classer bien. Attention ! Le prix unitaire d'achat (100 Fcfa) de Poivron frais en Pièce (Petit) est relativement élevé par rapport aux autres prix observés dans cette zone. Prière de corriger ou de confirmer avec le QG.  La dernière fois que vous avez acheté Poivron frais est Tablier et semble exister dans les modalités, prière de prendre attache avec le QG pour plus d'explication afin de la classer bien. Attention ! Le prix unitaire d'achat (800 Fcfa) de Oignon frais en Kg (taille unique) est relativement élevé par rapport aux autres prix observés dans cette zone. Prière de corriger ou de confirmer avec le QG. Avertissement!!! Le ménage a consommé 7 Paquet Petit de Thé en sachet, cette quantité semble anormale pour une consommation des 7 derniers jours.Prière de corriger ou de confirmer avec le QG. Avertissement!! le prix unitaire (100 Fcfa) de Thé en sachet (unité: Paquet) de taille Petit est très faible ou élevé. Prière de corriger ou de confirmer avec le QG. Incohérence!! Dans ce ménage, chaque individus consomme par jour 37.29285 Kg  de cereale; Prière de revoir les quantités prises de ces produits. Incohérence!! Dans ce ménage, chaque individus consomme par jour 37.29285 Kg  de cereale; Prière de revoir les quantités prises de ces produits.</w:t>
       </w:r>
     </w:p>
     <w:p>
@@ -7206,27 +7232,6 @@
         <w:t xml:space="preserve">- L'entreprise Fabrication de canaris dit avoir réçu une somme sur la vente de ces produits transformés (s10q48 est differnt de 0) mais n'a depensé aucune somme sur l'achat des matières premières (s10q49==0), prière de fournir de l'effort pour estimer le montant obtenu en achat de matières premières. </w:t>
         <w:br/>
         <w:t>- L'entreprise fabrication de canaris dit avoir réçu une somme sur la vente de ces produits transformés (s10q48 est differnt de 0) mais n'a depensé aucune somme sur l'achat des matières premières (s10q49==0), prière de fournir de l'effort pour estimer le montant obtenu en achat de matières premières.</w:t>
-      </w:r>
-    </w:p>
-    <w:p>
-      <w:r>
-        <w:rPr>
-          <w:b/>
-          <w:color w:val="4672C4"/>
-          <w:sz w:val="22"/>
-        </w:rPr>
-        <w:t>&gt;&gt; Section12 - Actifs du menage</w:t>
-      </w:r>
-    </w:p>
-    <w:p>
-      <w:pPr>
-        <w:ind w:left="283"/>
-      </w:pPr>
-      <w:r>
-        <w:rPr>
-          <w:sz w:val="20"/>
-        </w:rPr>
-        <w:t>- Attention ! Matelas simple a été achété à 115000 Fcfa est relativement élevé par rapport aux autres prix d'achat observés dans cette zone. Prière de corriger ou de confirmer avec le QG.</w:t>
       </w:r>
     </w:p>
     <w:p>
@@ -7643,27 +7648,6 @@
           <w:color w:val="4672C4"/>
           <w:sz w:val="22"/>
         </w:rPr>
-        <w:t>&gt;&gt; Section0 - Identification et renseignements de controle</w:t>
-      </w:r>
-    </w:p>
-    <w:p>
-      <w:pPr>
-        <w:ind w:left="283"/>
-      </w:pPr>
-      <w:r>
-        <w:rPr>
-          <w:sz w:val="20"/>
-        </w:rPr>
-        <w:t>- Le questionnaire semble ne pas être complètement fini mais le questionnaire est en statut complet, prière de compléter le questionnaire.</w:t>
-      </w:r>
-    </w:p>
-    <w:p>
-      <w:r>
-        <w:rPr>
-          <w:b/>
-          <w:color w:val="4672C4"/>
-          <w:sz w:val="22"/>
-        </w:rPr>
         <w:t>&gt;&gt; Section2 - Education</w:t>
       </w:r>
     </w:p>
@@ -7682,27 +7666,6 @@
         <w:t xml:space="preserve">- Peu probable! ibrahima fofana  n'arrive pas  à comprendre un petit texte lu dans une langue locale (s02q03). Veuillez corriger ou donner des explications au QG. Peu probable! ibrahima fofana  ne sait ni lire, ni écrire, ni comprendre dans aucune des langues  (s02q01,s02q02,s02q03). Veuillez corriger ou donner des explications au QG. </w:t>
         <w:br/>
         <w:t>- Peu probable! maimouna seydi  n'arrive pas  à comprendre un petit texte lu dans une langue locale (s02q03). Veuillez corriger ou donner des explications au QG. Peu probable! maimouna seydi  ne sait ni lire, ni écrire, ni comprendre dans aucune des langues  (s02q01,s02q02,s02q03). Veuillez corriger ou donner des explications au QG.</w:t>
-      </w:r>
-    </w:p>
-    <w:p>
-      <w:r>
-        <w:rPr>
-          <w:b/>
-          <w:color w:val="4672C4"/>
-          <w:sz w:val="22"/>
-        </w:rPr>
-        <w:t>&gt;&gt; Section3 - Sante</w:t>
-      </w:r>
-    </w:p>
-    <w:p>
-      <w:pPr>
-        <w:ind w:left="283"/>
-      </w:pPr>
-      <w:r>
-        <w:rPr>
-          <w:sz w:val="20"/>
-        </w:rPr>
-        <w:t>- Le montant(900 FCFA) des dépenses pour chaque visite prénatale de maimouna seydi semble faible (voir nul) ou élevé, prière de corriger.</w:t>
       </w:r>
     </w:p>
     <w:p>
@@ -7733,7 +7696,7 @@
           <w:color w:val="4672C4"/>
           <w:sz w:val="22"/>
         </w:rPr>
-        <w:t>&gt;&gt; Section4b - Emploi - Activite principale</w:t>
+        <w:t>&gt;&gt; Section7b - Consommation alimentaire - 7 jours</w:t>
       </w:r>
     </w:p>
     <w:p>
@@ -7744,7 +7707,7 @@
         <w:rPr>
           <w:sz w:val="20"/>
         </w:rPr>
-        <w:t>- Attention ! Le nombre de jours que aliou fofana a travaillés par mois semble être inférieur à 15. Veuillez, s'il vous plaît, confirmer cette information.</w:t>
+        <w:t>- Attention ! Le prix unitaire d'achat (100 Fcfa) de Vinaigre de vin en Verre ( à thé) (taille unique) est relativement élevé par rapport aux autres prix observés dans cette zone. Prière de corriger ou de confirmer avec le QG. Attention ! Le prix unitaire d'achat (800 Fcfa) de Oignon frais en Kg (taille unique) est relativement élevé par rapport aux autres prix observés dans cette zone. Prière de corriger ou de confirmer avec le QG. Avertissement!!! Le ménage a consommé 14 Sachets Petit de Sucre en poudre , cette quantité semble anormale pour une consommation des 7 derniers jours.Prière de corriger ou de confirmer avec le QG. Avertissement!!! Le ménage a consommé 21 Cuillère Petit de Chocolat pâte à tartiner, cette quantité semble anormale pour une consommation des 7 derniers jours.Prière de corriger ou de confirmer avec le QG. Avertissement!!! Le ménage a consommé 21 Paquet Petit de Thé en sachet, cette quantité semble anormale pour une consommation des 7 derniers jours.Prière de corriger ou de confirmer avec le QG. Avertissement!! le prix unitaire (100 Fcfa) de Thé en sachet (unité: Paquet) de taille Petit est très faible ou élevé. Prière de corriger ou de confirmer avec le QG.</w:t>
       </w:r>
     </w:p>
     <w:p>
@@ -7754,7 +7717,7 @@
           <w:color w:val="4672C4"/>
           <w:sz w:val="22"/>
         </w:rPr>
-        <w:t>&gt;&gt; Section7b - Consommation alimentaire - 7 jours</w:t>
+        <w:t>&gt;&gt; Section10b - caracteristiques entreprise non agricole</w:t>
       </w:r>
     </w:p>
     <w:p>
@@ -7765,28 +7728,7 @@
         <w:rPr>
           <w:sz w:val="20"/>
         </w:rPr>
-        <w:t>- Attention ! Le prix unitaire d'achat (800 Fcfa) de Oignon frais en Kg (taille unique) est relativement élevé par rapport aux autres prix observés dans cette zone. Prière de corriger ou de confirmer avec le QG. Avertissement!!! Le ménage a consommé 14 Sachets Petit de Sucre en poudre , cette quantité semble anormale pour une consommation des 7 derniers jours.Prière de corriger ou de confirmer avec le QG. Avertissement!!! Le ménage a consommé 21 Cuillère Petit de Chocolat pâte à tartiner, cette quantité semble anormale pour une consommation des 7 derniers jours.Prière de corriger ou de confirmer avec le QG. Avertissement!!! Le ménage a consommé 21 Paquet Petit de Thé en sachet, cette quantité semble anormale pour une consommation des 7 derniers jours.Prière de corriger ou de confirmer avec le QG. Avertissement!! le prix unitaire (100 Fcfa) de Thé en sachet (unité: Paquet) de taille Petit est très faible ou élevé. Prière de corriger ou de confirmer avec le QG.</w:t>
-      </w:r>
-    </w:p>
-    <w:p>
-      <w:r>
-        <w:rPr>
-          <w:b/>
-          <w:color w:val="4672C4"/>
-          <w:sz w:val="22"/>
-        </w:rPr>
-        <w:t>&gt;&gt; Section10a - Existence entreprise non agricole</w:t>
-      </w:r>
-    </w:p>
-    <w:p>
-      <w:pPr>
-        <w:ind w:left="283"/>
-      </w:pPr>
-      <w:r>
-        <w:rPr>
-          <w:sz w:val="20"/>
-        </w:rPr>
-        <w:t>- Avertissement!!! Le ménage de ALIOU FOFANA a comme taille 5 personnes dont ils vivent à SEDHIOU Rural et aucune d'entre ne possède une entreprise non agricole, prière de revoir cette partie de la section 10 de ce menage.</w:t>
+        <w:t>- Incoherence! Dans le ménage de ALIOU FOFANA il y a un membre qui detient l'entreprise pratique de pêche qui semble être de l'agriculture ou de l'élévage, prière de bien classer la nomenclature de l'entreprise s'il ne s'agit pas de l'agriculture ou de l'élévage. S'il s'agit de l'agriculture ou l'élévage prière d'enlever cette entreprise (pratique de pêche) dans la section 10 et ajouter soit dans la section agriculture ou l'élévage pour éviter le double compte ou incomprehension.</w:t>
       </w:r>
     </w:p>
     <w:p>
@@ -7849,8 +7791,6 @@
         <w:rPr>
           <w:sz w:val="20"/>
         </w:rPr>
-        <w:t xml:space="preserve">- Attention ! Hache/pioche a été revendu à 5000 Fcfa qui est relativement élevé par rapport aux autres prix de revente observés dans cette zone. Prière de corriger ou de confirmer avec le QG. </w:t>
-        <w:br/>
         <w:t>- Avertissement!! Le prix d'achat (75000 FCFA) de Animaux de labour est inférieur aux prix de revente (80000 FCFA), prière de verifier et corriger ou confirmer l'information avec le QG.</w:t>
       </w:r>
     </w:p>
@@ -8208,11 +8148,7 @@
         <w:rPr>
           <w:sz w:val="20"/>
         </w:rPr>
-        <w:t xml:space="preserve">- Avertissement! Veuillez renseigner par oui ou non toutes les modalités de la question s01q47. </w:t>
-        <w:br/>
-        <w:t xml:space="preserve">- Incoherence! abou seydi dispose d'un téléphone portable à s01q39, donc la raison évoquée ne peut pas être (ne dispose pas d'appareil). </w:t>
-        <w:br/>
-        <w:t>- Incoherence! haby mane dispose d'un téléphone portable à s01q39, donc la raison évoquée ne peut pas être (ne dispose pas d'appareil).</w:t>
+        <w:t>- Avertissement! Veuillez renseigner par oui ou non toutes les modalités de la question s01q47.</w:t>
       </w:r>
     </w:p>
     <w:p>
@@ -8233,53 +8169,9 @@
         <w:rPr>
           <w:sz w:val="20"/>
         </w:rPr>
-        <w:t xml:space="preserve">- Incohérence!! aïssatou seydi fréquente l'école  mais ne paie ni la scolarité ni la cotisation, prière de corriger ou fournir une explication à cela. </w:t>
-        <w:br/>
         <w:t xml:space="preserve">- Peu probable! abou seydi  n'arrive pas  à comprendre un petit texte lu dans une langue locale (s02q03). Veuillez corriger ou donner des explications au QG. </w:t>
         <w:br/>
         <w:t>- Peu probable! haby mane  n'arrive pas  à comprendre un petit texte lu dans une langue locale (s02q03). Veuillez corriger ou donner des explications au QG.</w:t>
-      </w:r>
-    </w:p>
-    <w:p>
-      <w:r>
-        <w:rPr>
-          <w:b/>
-          <w:color w:val="4672C4"/>
-          <w:sz w:val="22"/>
-        </w:rPr>
-        <w:t>&gt;&gt; Section3 - Sante</w:t>
-      </w:r>
-    </w:p>
-    <w:p>
-      <w:pPr>
-        <w:ind w:left="283"/>
-      </w:pPr>
-      <w:r>
-        <w:rPr>
-          <w:sz w:val="20"/>
-        </w:rPr>
-        <w:t>- Le principal problème de santé que haby mane a eu est maux de tete et semble exister dans les modalités, prière de prendre attache avec le QG pour plus d'explication afin de la classer bien.</w:t>
-      </w:r>
-    </w:p>
-    <w:p>
-      <w:r>
-        <w:rPr>
-          <w:b/>
-          <w:color w:val="4672C4"/>
-          <w:sz w:val="22"/>
-        </w:rPr>
-        <w:t>&gt;&gt; Section4a - Emploi</w:t>
-      </w:r>
-    </w:p>
-    <w:p>
-      <w:pPr>
-        <w:ind w:left="283"/>
-      </w:pPr>
-      <w:r>
-        <w:rPr>
-          <w:sz w:val="20"/>
-        </w:rPr>
-        <w:t>- Avertissement! haby mane travaille principalement dans l'agriculture ou élevage ou pêche et le secteur institutionnel déclaré semble  incohérent, prière de corriger ou confirmer avec le QG.</w:t>
       </w:r>
     </w:p>
     <w:p>
@@ -8321,8 +8213,6 @@
         <w:rPr>
           <w:sz w:val="20"/>
         </w:rPr>
-        <w:t xml:space="preserve">- Avertissement!!! la branche d'activité de fatou seydi est identique dans l'emploi principale et secondaire, prière de confirmer cette information avec le QG ou de corriger. </w:t>
-        <w:br/>
         <w:t>- Avertissement!!! les informations de ousmane seydi sur le nombre de mois, jours ou heures de son emploi secondaire sont superieur a celles de son emploi principal , veuillez corriger ou confirmer aupres du QG.</w:t>
       </w:r>
     </w:p>
@@ -8344,7 +8234,7 @@
         <w:rPr>
           <w:sz w:val="20"/>
         </w:rPr>
-        <w:t>- La dernière fois que vous avez acheté Carotte est table et semble exister dans les modalités, prière de prendre attache avec le QG pour plus d'explication afin de la classer bien.  La dernière fois que vous avez acheté Feuilles de  Haricot est table et semble exister dans les modalités, prière de prendre attache avec le QG pour plus d'explication afin de la classer bien.  La dernière fois que vous avez acheté Huile de palme brute est table et semble exister dans les modalités, prière de prendre attache avec le QG pour plus d'explication afin de la classer bien.  La dernière fois que vous avez acheté Noix de plame est table et semble exister dans les modalités, prière de prendre attache avec le QG pour plus d'explication afin de la classer bien.  La dernière fois que vous avez acheté Patate douce est table et semble exister dans les modalités, prière de prendre attache avec le QG pour plus d'explication afin de la classer bien.  La dernière fois que vous avez acheté Poisson de mer séché (yayeboye) est table et semble exister dans les modalités, prière de prendre attache avec le QG pour plus d'explication afin de la classer bien.  La dernière fois que vous avez acheté Poivron frais est table et semble exister dans les modalités, prière de prendre attache avec le QG pour plus d'explication afin de la classer bien.  La dernière fois que vous avez acheté Poulet sur pied est voisin et semble exister dans les modalités, prière de prendre attache avec le QG pour plus d'explication afin de la classer bien. Attention ! Le prix unitaire d'achat (175 Fcfa) de Concentré de tomate en Sachets industriel (Moyen) est relativement élevé par rapport aux autres prix observés dans cette zone. Prière de corriger ou de confirmer avec le QG. Attention ! Le prix unitaire d'achat (250 Fcfa) de Capitaine frais en Tas (Moyen) est relativement faible par rapport aux autres prix observés dans cette zone. Prière de corriger ou de confirmer avec le QG. Avertissement!!! Le ménage a consommé 17 Paquet Petit de Thé en sachet, cette quantité semble anormale pour une consommation des 7 derniers jours.Prière de corriger ou de confirmer avec le QG. Avertissement!! le prix unitaire (100 Fcfa) de Thé en sachet (unité: Paquet) de taille Petit est très faible ou élevé. Prière de corriger ou de confirmer avec le QG. Avertissement!!! Le ménage a consommé 20 Boite de tomate/Pot Petit de Sucre en poudre , cette quantité semble anormale pour une consommation des 7 derniers jours.Prière de corriger ou de confirmer avec le QG. Incohérence!! Dans ce ménage, chaque individus consomme par jour 14.26019 Kg  de cereale; Prière de revoir les quantités prises de ces produits. Incohérence!! Dans ce ménage, chaque individus consomme par jour 14.26019 Kg  de cereale; Prière de revoir les quantités prises de ces produits. Incohérence!! Dans ce ménage, chaque individus consomme par jour 14.26019 Kg  de cereale; Prière de revoir les quantités prises de ces produits.</w:t>
+        <w:t>- La dernière fois que vous avez acheté Carotte est table et semble exister dans les modalités, prière de prendre attache avec le QG pour plus d'explication afin de la classer bien.  La dernière fois que vous avez acheté Feuilles de  Haricot est table et semble exister dans les modalités, prière de prendre attache avec le QG pour plus d'explication afin de la classer bien.  La dernière fois que vous avez acheté Huile de palme brute est table et semble exister dans les modalités, prière de prendre attache avec le QG pour plus d'explication afin de la classer bien.  La dernière fois que vous avez acheté Noix de plame est table et semble exister dans les modalités, prière de prendre attache avec le QG pour plus d'explication afin de la classer bien.  La dernière fois que vous avez acheté Patate douce est table et semble exister dans les modalités, prière de prendre attache avec le QG pour plus d'explication afin de la classer bien.  La dernière fois que vous avez acheté Poisson de mer séché (yayeboye) est table et semble exister dans les modalités, prière de prendre attache avec le QG pour plus d'explication afin de la classer bien.  La dernière fois que vous avez acheté Poivron frais est table et semble exister dans les modalités, prière de prendre attache avec le QG pour plus d'explication afin de la classer bien.  La dernière fois que vous avez acheté Poulet sur pied est voisin et semble exister dans les modalités, prière de prendre attache avec le QG pour plus d'explication afin de la classer bien. Attention ! Le prix unitaire d'achat (175 Fcfa) de Concentré de tomate en Sachets industriel (Moyen) est relativement élevé par rapport aux autres prix observés dans cette zone. Prière de corriger ou de confirmer avec le QG. Attention ! Le prix unitaire d'achat (250 Fcfa) de Capitaine frais en Tas (Moyen) est relativement faible par rapport aux autres prix observés dans cette zone. Prière de corriger ou de confirmer avec le QG. Avertissement!!! Le ménage a consommé 17 Paquet Petit de Thé en sachet, cette quantité semble anormale pour une consommation des 7 derniers jours.Prière de corriger ou de confirmer avec le QG. Avertissement!! le prix unitaire (100 Fcfa) de Thé en sachet (unité: Paquet) de taille Petit est très faible ou élevé. Prière de corriger ou de confirmer avec le QG. Avertissement!!! Le ménage a consommé 20 Boite de tomate/Pot Petit de Sucre en poudre , cette quantité semble anormale pour une consommation des 7 derniers jours.Prière de corriger ou de confirmer avec le QG. Incohérence!! Dans ce ménage, chaque individus consomme par jour 25.40838 Kg  de cereale; Prière de revoir les quantités prises de ces produits. Incohérence!! Dans ce ménage, chaque individus consomme par jour 25.40838 Kg  de cereale; Prière de revoir les quantités prises de ces produits. Incohérence!! Dans ce ménage, chaque individus consomme par jour 25.40838 Kg  de cereale; Prière de revoir les quantités prises de ces produits.</w:t>
       </w:r>
     </w:p>
     <w:p>
@@ -8365,70 +8255,7 @@
         <w:rPr>
           <w:sz w:val="20"/>
         </w:rPr>
-        <w:t>- Il est difficile d'avoir un ménage qui n'a effectué aucune des dépenses mentionnées au cours de 7 derniers jours, prière de revoir la section 9B pour ce ménage.</w:t>
-      </w:r>
-    </w:p>
-    <w:p>
-      <w:r>
-        <w:rPr>
-          <w:b/>
-          <w:color w:val="4672C4"/>
-          <w:sz w:val="22"/>
-        </w:rPr>
-        <w:t>&gt;&gt; Section9e - Depenses non-alimentaires - 6 mois</w:t>
-      </w:r>
-    </w:p>
-    <w:p>
-      <w:pPr>
-        <w:ind w:left="283"/>
-      </w:pPr>
-      <w:r>
-        <w:rPr>
-          <w:sz w:val="20"/>
-        </w:rPr>
-        <w:t>- Moins possible d'avoir un ménage qui n'a effectué aucune des dépenses au cours de 6 derniers mois, prière de revoir la section pour ce ménage</w:t>
-      </w:r>
-    </w:p>
-    <w:p>
-      <w:r>
-        <w:rPr>
-          <w:b/>
-          <w:color w:val="4672C4"/>
-          <w:sz w:val="22"/>
-        </w:rPr>
-        <w:t>&gt;&gt; Section9f - Depenses non-alimentaires - 12 mois</w:t>
-      </w:r>
-    </w:p>
-    <w:p>
-      <w:pPr>
-        <w:ind w:left="283"/>
-      </w:pPr>
-      <w:r>
-        <w:rPr>
-          <w:sz w:val="20"/>
-        </w:rPr>
-        <w:t>- Peu plausible! le montant de la dépense pour Matériaux de maçonnerie pour la construction ou les grosses réparations de logement: ciment, briques, fer à béton, sable, gravier, parpaings, etc semble trop faible ou élevé. Veuillez, s'il vous plaît, confirmer cette information avec le QG ou la corriger.</w:t>
-      </w:r>
-    </w:p>
-    <w:p>
-      <w:r>
-        <w:rPr>
-          <w:b/>
-          <w:color w:val="4672C4"/>
-          <w:sz w:val="22"/>
-        </w:rPr>
-        <w:t>&gt;&gt; Section10b - caracteristiques entreprise non agricole</w:t>
-      </w:r>
-    </w:p>
-    <w:p>
-      <w:pPr>
-        <w:ind w:left="283"/>
-      </w:pPr>
-      <w:r>
-        <w:rPr>
-          <w:sz w:val="20"/>
-        </w:rPr>
-        <w:t>- Veuillez, s'il vous plaît, donner une valeur exacte ou estimée du montant à renseigner different de 9999 dans les champs s1046 à s10q57 pour peinture batiment. Le montant dépensé de l'entreprise peinture batiment en achat de matières premières pour les produits vendus au cours des 30 derniers jours ou durant le dernier mois où l'entreprise a fonctionné ne peut pas être supéreur aux montants obtenus sur la vente de produits transformés par l'entreprise au cours de cette même période où l'entreprise a fonctionné (s10q49 &gt; s10q48), prière de corriger. L'entreprise peinture batiment a depensé en achat de matières premières pour les produits vendus (s10q49 different de 0) mais dit n'avoir réçu aucune somme sur la vente de produits transformés (s10q48 est égal à 0), prière de fournir de l'effort pour estimer le montant obtenu sur la vente vente de produits transformés.</w:t>
+        <w:t>- La dernière fois que vous avez acheté Transport urbain/rural en moto-taxi est taxi jakarta et semble exister dans les modalités, prière de prendre attache avec le QG pour plus d'explication afin de la classer bien.</w:t>
       </w:r>
     </w:p>
     <w:p>
@@ -8541,7 +8368,7 @@
         </w:rPr>
         <w:t xml:space="preserve">- Attention ! Faucheuse a été achété à 9999 Fcfa est relativement élevé par rapport aux autres prix d'achat observés dans cette zone. Prière de corriger ou de confirmer avec le QG. Attention ! Faucheuse a été revendu à 9999 Fcfa qui est relativement élevé par rapport aux autres prix de revente observés dans cette zone. Prière de corriger ou de confirmer avec le QG. </w:t>
         <w:br/>
-        <w:t xml:space="preserve">- Attention ! Machette a été revendu à 6000 Fcfa qui est relativement élevé par rapport aux autres prix de revente observés dans cette zone. Prière de corriger ou de confirmer avec le QG. </w:t>
+        <w:t xml:space="preserve">- Attention ! Machette a été achété à 6000 Fcfa est relativement élevé par rapport aux autres prix d'achat observés dans cette zone. Prière de corriger ou de confirmer avec le QG. Attention ! Machette a été revendu à 6000 Fcfa qui est relativement élevé par rapport aux autres prix de revente observés dans cette zone. Prière de corriger ou de confirmer avec le QG. </w:t>
         <w:br/>
         <w:t xml:space="preserve">- Avertissement!! Le prix d'achat (220000 FCFA) de Animaux de labour est inférieur aux prix de revente (500000 FCFA), prière de verifier et corriger ou confirmer l'information avec le QG. </w:t>
         <w:br/>
